--- a/assets/original/system-design.docx
+++ b/assets/original/system-design.docx
@@ -71,7 +71,7 @@
           <w:sz w:val="20"/>
           <w:szCs w:val="20"/>
         </w:rPr>
-        <w:t xml:space="preserve">단계: 설계 (3~5주) · 버전: v1.0 · 작성일: 2026-09-13</w:t>
+        <w:t xml:space="preserve">단계: 설계 (3~5주) · 버전: v1.1 · 작성일: 2026-09-27</w:t>
       </w:r>
     </w:p>
     <w:p>
@@ -106,7 +106,7 @@
           <w:sz w:val="21"/>
           <w:szCs w:val="21"/>
         </w:rPr>
-        <w:t xml:space="preserve">본 문서는 「자동화 검증시스템 서비스 개선 및 확장 기능 개발」 프로젝트의 분석 단계에서 확정된 요구사항 정의서(FR-01~FR-15, NFR)를 기반으로, 설계 단계(3~5주)의 핵심 산출물인 시스템 설계서를 정의한다. 축소된 웹 서비스 프로토타입의 화면 구성, 데이터베이스 구조, API 설계를 다루며, 이후 구현 단계(6~10주)의 직접적인 개발 기준이 된다.</w:t>
+        <w:t xml:space="preserve">본 문서는 「자동화 검증시스템 서비스 개선 및 확장 기능 개발」 프로젝트의 분석 단계에서 확정된 요구사항 정의서(FR-01~FR-15, NFR)를 기반으로, 설계 단계(3~5주)의 핵심 산출물인 시스템 설계서를 정의한다. 축소된 웹 서비스 프로토타입의 시스템 아키텍처·내부 구조(클래스/컴포넌트)·화면 구성·데이터베이스 구조·API 설계를 다루며, 이후 구현 단계(6~10주)의 직접적인 개발 기준이 된다.</w:t>
       </w:r>
     </w:p>
     <w:p>
@@ -127,7 +127,7 @@
           <w:sz w:val="21"/>
           <w:szCs w:val="21"/>
         </w:rPr>
-        <w:t xml:space="preserve">본 문서는 요구사항 정의서의 4.1절(웹 서비스 기능 요구사항, FR-01~FR-06)에 대응하는 화면·데이터·API 설계를 다룬다. Selenium 테스트 자동화 프레임워크(FR-10~FR-15)의 아키텍처 설계는 별도 문서인 「테스트 자동화 아키텍처 설계서」에서 다룬다.</w:t>
+        <w:t xml:space="preserve">본 문서는 요구사항 정의서의 4.1절(웹 서비스 기능 요구사항, FR-01~FR-06)에 대응하는 내부 구조·화면·데이터·API 설계를 다룬다. Selenium 테스트 자동화 프레임워크(FR-10~FR-15)의 세부 구현은 시험계획서 및 별도 「테스트 자동화 아키텍처 설계서」에서 다룬다.</w:t>
       </w:r>
     </w:p>
     <w:p>
@@ -188,6 +188,23 @@
           <w:szCs w:val="21"/>
         </w:rPr>
         <w:t xml:space="preserve">팀별 계획서 v1.0 (이상현, 2026) — team-plan.md</w:t>
+      </w:r>
+    </w:p>
+    <w:p>
+      <w:pPr>
+        <w:pStyle w:val="ListParagraph"/>
+        <w:numPr>
+          <w:ilvl w:val="0"/>
+          <w:numId w:val="2"/>
+        </w:numPr>
+        <w:spacing w:after="60"/>
+      </w:pPr>
+      <w:r>
+        <w:rPr>
+          <w:sz w:val="21"/>
+          <w:szCs w:val="21"/>
+        </w:rPr>
+        <w:t xml:space="preserve">사용자중심설계서 v1.1 (이상현, 2026-09-20) — 사용자 시나리오·Use Case·화면흐름</w:t>
       </w:r>
     </w:p>
     <w:p>
@@ -888,7 +905,12 @@
           <w:sz w:val="21"/>
           <w:szCs w:val="21"/>
         </w:rPr>
-        <w:t xml:space="preserve">실 운영 배포는 범위에서 제외하며(요구사항 정의서 2.3절), 로컬 개발 환경 또는 단일 클라우드 인스턴스에서 Flask 개발 서버로 구동하는 시연 환경을 기준으로 한다. 더미 데이터로 초기화하는 시드(seed) 스크립트를 구현하여 재현 가능한 시연이 가능하도록 한다.</w:t>
+        <w:t xml:space="preserve">실 운영 배포는 범위에서 제외하며(요구사항 정의서 2.3절), 로컬 개발 환경 또는 단일 클라우드 인스턴스에서 Flask 개발 서버로 구동하는 시연 환경을 기준으로 한다. 더미 데이터로 초기화하는 시드(seed) 스크립트를 구현하여 재현 가능한 시연이 가능하도록 한다(5.3절 참고).</w:t>
+      </w:r>
+    </w:p>
+    <w:p>
+      <w:r>
+        <w:br w:type="page"/>
       </w:r>
     </w:p>
     <w:p>
@@ -897,7 +919,19 @@
         <w:spacing w:after="200" w:before="360"/>
       </w:pPr>
       <w:r>
-        <w:t xml:space="preserve">3. 화면 설계</w:t>
+        <w:t xml:space="preserve">3. 클래스 설계 및 컴포넌트 설계</w:t>
+      </w:r>
+    </w:p>
+    <w:p>
+      <w:pPr>
+        <w:spacing w:after="140"/>
+      </w:pPr>
+      <w:r>
+        <w:rPr>
+          <w:sz w:val="21"/>
+          <w:szCs w:val="21"/>
+        </w:rPr>
+        <w:t xml:space="preserve">본 장은 애플리케이션 계층 내부를 구성하는 클래스(엔티티/서비스)와, 시스템을 기능 단위로 분리한 컴포넌트 구조를 정의한다. 5장(데이터베이스 설계)의 테이블, 6장(API 설계)의 엔드포인트와 1:1로 대응하도록 설계하여 구현 단계에서 코드와 문서 간 추적이 가능하도록 한다.</w:t>
       </w:r>
     </w:p>
     <w:p>
@@ -906,7 +940,1952 @@
         <w:spacing w:after="140" w:before="260"/>
       </w:pPr>
       <w:r>
-        <w:t xml:space="preserve">3.1 화면 목록</w:t>
+        <w:t xml:space="preserve">3.1 클래스 설계서</w:t>
+      </w:r>
+    </w:p>
+    <w:p>
+      <w:pPr>
+        <w:spacing w:after="140"/>
+      </w:pPr>
+      <w:r>
+        <w:rPr>
+          <w:sz w:val="21"/>
+          <w:szCs w:val="21"/>
+        </w:rPr>
+        <w:t xml:space="preserve">엔티티 클래스는 SQLAlchemy ORM 모델로 구현하며, 5.2절의 테이블 정의와 컬럼 단위로 대응한다. 서비스 클래스는 화면(SC-xx)·API 엔드포인트별 비즈니스 로직을 캡슐화한다.</w:t>
+      </w:r>
+    </w:p>
+    <w:p>
+      <w:pPr>
+        <w:spacing w:after="100" w:before="200"/>
+      </w:pPr>
+      <w:r>
+        <w:rPr>
+          <w:b/>
+          <w:bCs/>
+          <w:color w:val="1E2761"/>
+          <w:sz w:val="22"/>
+          <w:szCs w:val="22"/>
+        </w:rPr>
+        <w:t xml:space="preserve">3.1.1 엔티티(Entity) 클래스</w:t>
+      </w:r>
+    </w:p>
+    <w:tbl>
+      <w:tblPr>
+        <w:tblW w:type="dxa" w:w="9020"/>
+        <w:tblBorders>
+          <w:top w:val="single" w:color="auto" w:sz="4"/>
+          <w:left w:val="single" w:color="auto" w:sz="4"/>
+          <w:bottom w:val="single" w:color="auto" w:sz="4"/>
+          <w:right w:val="single" w:color="auto" w:sz="4"/>
+          <w:insideH w:val="single" w:color="auto" w:sz="4"/>
+          <w:insideV w:val="single" w:color="auto" w:sz="4"/>
+        </w:tblBorders>
+      </w:tblPr>
+      <w:tblGrid>
+        <w:gridCol w:w="1900"/>
+        <w:gridCol w:w="2400"/>
+        <w:gridCol w:w="3320"/>
+        <w:gridCol w:w="1400"/>
+      </w:tblGrid>
+      <w:tr>
+        <w:trPr>
+          <w:tblHeader/>
+        </w:trPr>
+        <w:tc>
+          <w:tcPr>
+            <w:tcW w:type="dxa" w:w="1900"/>
+            <w:shd w:fill="1E2761" w:val="clear"/>
+            <w:tcMar>
+              <w:top w:type="dxa" w:w="80"/>
+              <w:left w:type="dxa" w:w="100"/>
+              <w:bottom w:type="dxa" w:w="80"/>
+              <w:right w:type="dxa" w:w="100"/>
+            </w:tcMar>
+          </w:tcPr>
+          <w:p>
+            <w:pPr>
+              <w:jc w:val="left"/>
+            </w:pPr>
+            <w:r>
+              <w:rPr>
+                <w:b/>
+                <w:bCs/>
+                <w:color w:val="FFFFFF"/>
+                <w:sz w:val="20"/>
+                <w:szCs w:val="20"/>
+              </w:rPr>
+              <w:t xml:space="preserve">클래스명</w:t>
+            </w:r>
+          </w:p>
+        </w:tc>
+        <w:tc>
+          <w:tcPr>
+            <w:tcW w:type="dxa" w:w="2400"/>
+            <w:shd w:fill="1E2761" w:val="clear"/>
+            <w:tcMar>
+              <w:top w:type="dxa" w:w="80"/>
+              <w:left w:type="dxa" w:w="100"/>
+              <w:bottom w:type="dxa" w:w="80"/>
+              <w:right w:type="dxa" w:w="100"/>
+            </w:tcMar>
+          </w:tcPr>
+          <w:p>
+            <w:pPr>
+              <w:jc w:val="left"/>
+            </w:pPr>
+            <w:r>
+              <w:rPr>
+                <w:b/>
+                <w:bCs/>
+                <w:color w:val="FFFFFF"/>
+                <w:sz w:val="20"/>
+                <w:szCs w:val="20"/>
+              </w:rPr>
+              <w:t xml:space="preserve">역할</w:t>
+            </w:r>
+          </w:p>
+        </w:tc>
+        <w:tc>
+          <w:tcPr>
+            <w:tcW w:type="dxa" w:w="3320"/>
+            <w:shd w:fill="1E2761" w:val="clear"/>
+            <w:tcMar>
+              <w:top w:type="dxa" w:w="80"/>
+              <w:left w:type="dxa" w:w="100"/>
+              <w:bottom w:type="dxa" w:w="80"/>
+              <w:right w:type="dxa" w:w="100"/>
+            </w:tcMar>
+          </w:tcPr>
+          <w:p>
+            <w:pPr>
+              <w:jc w:val="left"/>
+            </w:pPr>
+            <w:r>
+              <w:rPr>
+                <w:b/>
+                <w:bCs/>
+                <w:color w:val="FFFFFF"/>
+                <w:sz w:val="20"/>
+                <w:szCs w:val="20"/>
+              </w:rPr>
+              <w:t xml:space="preserve">주요 속성</w:t>
+            </w:r>
+          </w:p>
+        </w:tc>
+        <w:tc>
+          <w:tcPr>
+            <w:tcW w:type="dxa" w:w="1400"/>
+            <w:shd w:fill="1E2761" w:val="clear"/>
+            <w:tcMar>
+              <w:top w:type="dxa" w:w="80"/>
+              <w:left w:type="dxa" w:w="100"/>
+              <w:bottom w:type="dxa" w:w="80"/>
+              <w:right w:type="dxa" w:w="100"/>
+            </w:tcMar>
+          </w:tcPr>
+          <w:p>
+            <w:pPr>
+              <w:jc w:val="left"/>
+            </w:pPr>
+            <w:r>
+              <w:rPr>
+                <w:b/>
+                <w:bCs/>
+                <w:color w:val="FFFFFF"/>
+                <w:sz w:val="20"/>
+                <w:szCs w:val="20"/>
+              </w:rPr>
+              <w:t xml:space="preserve">관련 테이블</w:t>
+            </w:r>
+          </w:p>
+        </w:tc>
+      </w:tr>
+      <w:tr>
+        <w:tc>
+          <w:tcPr>
+            <w:tcW w:type="dxa" w:w="1900"/>
+            <w:tcMar>
+              <w:top w:type="dxa" w:w="80"/>
+              <w:left w:type="dxa" w:w="100"/>
+              <w:bottom w:type="dxa" w:w="80"/>
+              <w:right w:type="dxa" w:w="100"/>
+            </w:tcMar>
+          </w:tcPr>
+          <w:p>
+            <w:pPr>
+              <w:jc w:val="left"/>
+            </w:pPr>
+            <w:r>
+              <w:rPr>
+                <w:b w:val="false"/>
+                <w:bCs w:val="false"/>
+                <w:sz w:val="20"/>
+                <w:szCs w:val="20"/>
+              </w:rPr>
+              <w:t xml:space="preserve">User</w:t>
+            </w:r>
+          </w:p>
+        </w:tc>
+        <w:tc>
+          <w:tcPr>
+            <w:tcW w:type="dxa" w:w="2400"/>
+            <w:tcMar>
+              <w:top w:type="dxa" w:w="80"/>
+              <w:left w:type="dxa" w:w="100"/>
+              <w:bottom w:type="dxa" w:w="80"/>
+              <w:right w:type="dxa" w:w="100"/>
+            </w:tcMar>
+          </w:tcPr>
+          <w:p>
+            <w:pPr>
+              <w:jc w:val="left"/>
+            </w:pPr>
+            <w:r>
+              <w:rPr>
+                <w:b w:val="false"/>
+                <w:bCs w:val="false"/>
+                <w:sz w:val="20"/>
+                <w:szCs w:val="20"/>
+              </w:rPr>
+              <w:t xml:space="preserve">사용자 계정 정보 보유</w:t>
+            </w:r>
+          </w:p>
+        </w:tc>
+        <w:tc>
+          <w:tcPr>
+            <w:tcW w:type="dxa" w:w="3320"/>
+            <w:tcMar>
+              <w:top w:type="dxa" w:w="80"/>
+              <w:left w:type="dxa" w:w="100"/>
+              <w:bottom w:type="dxa" w:w="80"/>
+              <w:right w:type="dxa" w:w="100"/>
+            </w:tcMar>
+          </w:tcPr>
+          <w:p>
+            <w:pPr>
+              <w:jc w:val="left"/>
+            </w:pPr>
+            <w:r>
+              <w:rPr>
+                <w:b w:val="false"/>
+                <w:bCs w:val="false"/>
+                <w:sz w:val="20"/>
+                <w:szCs w:val="20"/>
+              </w:rPr>
+              <w:t xml:space="preserve">id, username, password_hash, user_type, org_code, created_at</w:t>
+            </w:r>
+          </w:p>
+        </w:tc>
+        <w:tc>
+          <w:tcPr>
+            <w:tcW w:type="dxa" w:w="1400"/>
+            <w:tcMar>
+              <w:top w:type="dxa" w:w="80"/>
+              <w:left w:type="dxa" w:w="100"/>
+              <w:bottom w:type="dxa" w:w="80"/>
+              <w:right w:type="dxa" w:w="100"/>
+            </w:tcMar>
+          </w:tcPr>
+          <w:p>
+            <w:pPr>
+              <w:jc w:val="left"/>
+            </w:pPr>
+            <w:r>
+              <w:rPr>
+                <w:b w:val="false"/>
+                <w:bCs w:val="false"/>
+                <w:sz w:val="20"/>
+                <w:szCs w:val="20"/>
+              </w:rPr>
+              <w:t xml:space="preserve">users</w:t>
+            </w:r>
+          </w:p>
+        </w:tc>
+      </w:tr>
+      <w:tr>
+        <w:tc>
+          <w:tcPr>
+            <w:tcW w:type="dxa" w:w="1900"/>
+            <w:shd w:fill="F4F6FA" w:val="clear"/>
+            <w:tcMar>
+              <w:top w:type="dxa" w:w="80"/>
+              <w:left w:type="dxa" w:w="100"/>
+              <w:bottom w:type="dxa" w:w="80"/>
+              <w:right w:type="dxa" w:w="100"/>
+            </w:tcMar>
+          </w:tcPr>
+          <w:p>
+            <w:pPr>
+              <w:jc w:val="left"/>
+            </w:pPr>
+            <w:r>
+              <w:rPr>
+                <w:b w:val="false"/>
+                <w:bCs w:val="false"/>
+                <w:sz w:val="20"/>
+                <w:szCs w:val="20"/>
+              </w:rPr>
+              <w:t xml:space="preserve">PersonalInfo</w:t>
+            </w:r>
+          </w:p>
+        </w:tc>
+        <w:tc>
+          <w:tcPr>
+            <w:tcW w:type="dxa" w:w="2400"/>
+            <w:shd w:fill="F4F6FA" w:val="clear"/>
+            <w:tcMar>
+              <w:top w:type="dxa" w:w="80"/>
+              <w:left w:type="dxa" w:w="100"/>
+              <w:bottom w:type="dxa" w:w="80"/>
+              <w:right w:type="dxa" w:w="100"/>
+            </w:tcMar>
+          </w:tcPr>
+          <w:p>
+            <w:pPr>
+              <w:jc w:val="left"/>
+            </w:pPr>
+            <w:r>
+              <w:rPr>
+                <w:b w:val="false"/>
+                <w:bCs w:val="false"/>
+                <w:sz w:val="20"/>
+                <w:szCs w:val="20"/>
+              </w:rPr>
+              <w:t xml:space="preserve">가명·익명 처리된 개인정보 보유</w:t>
+            </w:r>
+          </w:p>
+        </w:tc>
+        <w:tc>
+          <w:tcPr>
+            <w:tcW w:type="dxa" w:w="3320"/>
+            <w:shd w:fill="F4F6FA" w:val="clear"/>
+            <w:tcMar>
+              <w:top w:type="dxa" w:w="80"/>
+              <w:left w:type="dxa" w:w="100"/>
+              <w:bottom w:type="dxa" w:w="80"/>
+              <w:right w:type="dxa" w:w="100"/>
+            </w:tcMar>
+          </w:tcPr>
+          <w:p>
+            <w:pPr>
+              <w:jc w:val="left"/>
+            </w:pPr>
+            <w:r>
+              <w:rPr>
+                <w:b w:val="false"/>
+                <w:bCs w:val="false"/>
+                <w:sz w:val="20"/>
+                <w:szCs w:val="20"/>
+              </w:rPr>
+              <w:t xml:space="preserve">id, user_id, pseudonym_id, anonymization_level, masked_display_value</w:t>
+            </w:r>
+          </w:p>
+        </w:tc>
+        <w:tc>
+          <w:tcPr>
+            <w:tcW w:type="dxa" w:w="1400"/>
+            <w:shd w:fill="F4F6FA" w:val="clear"/>
+            <w:tcMar>
+              <w:top w:type="dxa" w:w="80"/>
+              <w:left w:type="dxa" w:w="100"/>
+              <w:bottom w:type="dxa" w:w="80"/>
+              <w:right w:type="dxa" w:w="100"/>
+            </w:tcMar>
+          </w:tcPr>
+          <w:p>
+            <w:pPr>
+              <w:jc w:val="left"/>
+            </w:pPr>
+            <w:r>
+              <w:rPr>
+                <w:b w:val="false"/>
+                <w:bCs w:val="false"/>
+                <w:sz w:val="20"/>
+                <w:szCs w:val="20"/>
+              </w:rPr>
+              <w:t xml:space="preserve">personal_info</w:t>
+            </w:r>
+          </w:p>
+        </w:tc>
+      </w:tr>
+      <w:tr>
+        <w:tc>
+          <w:tcPr>
+            <w:tcW w:type="dxa" w:w="1900"/>
+            <w:tcMar>
+              <w:top w:type="dxa" w:w="80"/>
+              <w:left w:type="dxa" w:w="100"/>
+              <w:bottom w:type="dxa" w:w="80"/>
+              <w:right w:type="dxa" w:w="100"/>
+            </w:tcMar>
+          </w:tcPr>
+          <w:p>
+            <w:pPr>
+              <w:jc w:val="left"/>
+            </w:pPr>
+            <w:r>
+              <w:rPr>
+                <w:b w:val="false"/>
+                <w:bCs w:val="false"/>
+                <w:sz w:val="20"/>
+                <w:szCs w:val="20"/>
+              </w:rPr>
+              <w:t xml:space="preserve">CavpApplication</w:t>
+            </w:r>
+          </w:p>
+        </w:tc>
+        <w:tc>
+          <w:tcPr>
+            <w:tcW w:type="dxa" w:w="2400"/>
+            <w:tcMar>
+              <w:top w:type="dxa" w:w="80"/>
+              <w:left w:type="dxa" w:w="100"/>
+              <w:bottom w:type="dxa" w:w="80"/>
+              <w:right w:type="dxa" w:w="100"/>
+            </w:tcMar>
+          </w:tcPr>
+          <w:p>
+            <w:pPr>
+              <w:jc w:val="left"/>
+            </w:pPr>
+            <w:r>
+              <w:rPr>
+                <w:b w:val="false"/>
+                <w:bCs w:val="false"/>
+                <w:sz w:val="20"/>
+                <w:szCs w:val="20"/>
+              </w:rPr>
+              <w:t xml:space="preserve">CAVP 시험 신청 정보 보유</w:t>
+            </w:r>
+          </w:p>
+        </w:tc>
+        <w:tc>
+          <w:tcPr>
+            <w:tcW w:type="dxa" w:w="3320"/>
+            <w:tcMar>
+              <w:top w:type="dxa" w:w="80"/>
+              <w:left w:type="dxa" w:w="100"/>
+              <w:bottom w:type="dxa" w:w="80"/>
+              <w:right w:type="dxa" w:w="100"/>
+            </w:tcMar>
+          </w:tcPr>
+          <w:p>
+            <w:pPr>
+              <w:jc w:val="left"/>
+            </w:pPr>
+            <w:r>
+              <w:rPr>
+                <w:b w:val="false"/>
+                <w:bCs w:val="false"/>
+                <w:sz w:val="20"/>
+                <w:szCs w:val="20"/>
+              </w:rPr>
+              <w:t xml:space="preserve">id, user_id, algorithm_type, status, submitted_at, updated_at</w:t>
+            </w:r>
+          </w:p>
+        </w:tc>
+        <w:tc>
+          <w:tcPr>
+            <w:tcW w:type="dxa" w:w="1400"/>
+            <w:tcMar>
+              <w:top w:type="dxa" w:w="80"/>
+              <w:left w:type="dxa" w:w="100"/>
+              <w:bottom w:type="dxa" w:w="80"/>
+              <w:right w:type="dxa" w:w="100"/>
+            </w:tcMar>
+          </w:tcPr>
+          <w:p>
+            <w:pPr>
+              <w:jc w:val="left"/>
+            </w:pPr>
+            <w:r>
+              <w:rPr>
+                <w:b w:val="false"/>
+                <w:bCs w:val="false"/>
+                <w:sz w:val="20"/>
+                <w:szCs w:val="20"/>
+              </w:rPr>
+              <w:t xml:space="preserve">cavp_applications</w:t>
+            </w:r>
+          </w:p>
+        </w:tc>
+      </w:tr>
+      <w:tr>
+        <w:tc>
+          <w:tcPr>
+            <w:tcW w:type="dxa" w:w="1900"/>
+            <w:shd w:fill="F4F6FA" w:val="clear"/>
+            <w:tcMar>
+              <w:top w:type="dxa" w:w="80"/>
+              <w:left w:type="dxa" w:w="100"/>
+              <w:bottom w:type="dxa" w:w="80"/>
+              <w:right w:type="dxa" w:w="100"/>
+            </w:tcMar>
+          </w:tcPr>
+          <w:p>
+            <w:pPr>
+              <w:jc w:val="left"/>
+            </w:pPr>
+            <w:r>
+              <w:rPr>
+                <w:b w:val="false"/>
+                <w:bCs w:val="false"/>
+                <w:sz w:val="20"/>
+                <w:szCs w:val="20"/>
+              </w:rPr>
+              <w:t xml:space="preserve">Certificate</w:t>
+            </w:r>
+          </w:p>
+        </w:tc>
+        <w:tc>
+          <w:tcPr>
+            <w:tcW w:type="dxa" w:w="2400"/>
+            <w:shd w:fill="F4F6FA" w:val="clear"/>
+            <w:tcMar>
+              <w:top w:type="dxa" w:w="80"/>
+              <w:left w:type="dxa" w:w="100"/>
+              <w:bottom w:type="dxa" w:w="80"/>
+              <w:right w:type="dxa" w:w="100"/>
+            </w:tcMar>
+          </w:tcPr>
+          <w:p>
+            <w:pPr>
+              <w:jc w:val="left"/>
+            </w:pPr>
+            <w:r>
+              <w:rPr>
+                <w:b w:val="false"/>
+                <w:bCs w:val="false"/>
+                <w:sz w:val="20"/>
+                <w:szCs w:val="20"/>
+              </w:rPr>
+              <w:t xml:space="preserve">검증서 및 위변조 판정 정보 보유</w:t>
+            </w:r>
+          </w:p>
+        </w:tc>
+        <w:tc>
+          <w:tcPr>
+            <w:tcW w:type="dxa" w:w="3320"/>
+            <w:shd w:fill="F4F6FA" w:val="clear"/>
+            <w:tcMar>
+              <w:top w:type="dxa" w:w="80"/>
+              <w:left w:type="dxa" w:w="100"/>
+              <w:bottom w:type="dxa" w:w="80"/>
+              <w:right w:type="dxa" w:w="100"/>
+            </w:tcMar>
+          </w:tcPr>
+          <w:p>
+            <w:pPr>
+              <w:jc w:val="left"/>
+            </w:pPr>
+            <w:r>
+              <w:rPr>
+                <w:b w:val="false"/>
+                <w:bCs w:val="false"/>
+                <w:sz w:val="20"/>
+                <w:szCs w:val="20"/>
+              </w:rPr>
+              <w:t xml:space="preserve">id, application_id, cert_type, issued_at, integrity_hash, tamper_status</w:t>
+            </w:r>
+          </w:p>
+        </w:tc>
+        <w:tc>
+          <w:tcPr>
+            <w:tcW w:type="dxa" w:w="1400"/>
+            <w:shd w:fill="F4F6FA" w:val="clear"/>
+            <w:tcMar>
+              <w:top w:type="dxa" w:w="80"/>
+              <w:left w:type="dxa" w:w="100"/>
+              <w:bottom w:type="dxa" w:w="80"/>
+              <w:right w:type="dxa" w:w="100"/>
+            </w:tcMar>
+          </w:tcPr>
+          <w:p>
+            <w:pPr>
+              <w:jc w:val="left"/>
+            </w:pPr>
+            <w:r>
+              <w:rPr>
+                <w:b w:val="false"/>
+                <w:bCs w:val="false"/>
+                <w:sz w:val="20"/>
+                <w:szCs w:val="20"/>
+              </w:rPr>
+              <w:t xml:space="preserve">certificates</w:t>
+            </w:r>
+          </w:p>
+        </w:tc>
+      </w:tr>
+    </w:tbl>
+    <w:p>
+      <w:pPr>
+        <w:spacing w:after="100" w:before="200"/>
+      </w:pPr>
+      <w:r>
+        <w:rPr>
+          <w:b/>
+          <w:bCs/>
+          <w:color w:val="1E2761"/>
+          <w:sz w:val="22"/>
+          <w:szCs w:val="22"/>
+        </w:rPr>
+        <w:t xml:space="preserve">3.1.2 서비스(Service) 클래스</w:t>
+      </w:r>
+    </w:p>
+    <w:tbl>
+      <w:tblPr>
+        <w:tblW w:type="dxa" w:w="9020"/>
+        <w:tblBorders>
+          <w:top w:val="single" w:color="auto" w:sz="4"/>
+          <w:left w:val="single" w:color="auto" w:sz="4"/>
+          <w:bottom w:val="single" w:color="auto" w:sz="4"/>
+          <w:right w:val="single" w:color="auto" w:sz="4"/>
+          <w:insideH w:val="single" w:color="auto" w:sz="4"/>
+          <w:insideV w:val="single" w:color="auto" w:sz="4"/>
+        </w:tblBorders>
+      </w:tblPr>
+      <w:tblGrid>
+        <w:gridCol w:w="2200"/>
+        <w:gridCol w:w="2500"/>
+        <w:gridCol w:w="3120"/>
+        <w:gridCol w:w="1200"/>
+      </w:tblGrid>
+      <w:tr>
+        <w:trPr>
+          <w:tblHeader/>
+        </w:trPr>
+        <w:tc>
+          <w:tcPr>
+            <w:tcW w:type="dxa" w:w="2200"/>
+            <w:shd w:fill="1E2761" w:val="clear"/>
+            <w:tcMar>
+              <w:top w:type="dxa" w:w="80"/>
+              <w:left w:type="dxa" w:w="100"/>
+              <w:bottom w:type="dxa" w:w="80"/>
+              <w:right w:type="dxa" w:w="100"/>
+            </w:tcMar>
+          </w:tcPr>
+          <w:p>
+            <w:pPr>
+              <w:jc w:val="left"/>
+            </w:pPr>
+            <w:r>
+              <w:rPr>
+                <w:b/>
+                <w:bCs/>
+                <w:color w:val="FFFFFF"/>
+                <w:sz w:val="20"/>
+                <w:szCs w:val="20"/>
+              </w:rPr>
+              <w:t xml:space="preserve">클래스명</w:t>
+            </w:r>
+          </w:p>
+        </w:tc>
+        <w:tc>
+          <w:tcPr>
+            <w:tcW w:type="dxa" w:w="2500"/>
+            <w:shd w:fill="1E2761" w:val="clear"/>
+            <w:tcMar>
+              <w:top w:type="dxa" w:w="80"/>
+              <w:left w:type="dxa" w:w="100"/>
+              <w:bottom w:type="dxa" w:w="80"/>
+              <w:right w:type="dxa" w:w="100"/>
+            </w:tcMar>
+          </w:tcPr>
+          <w:p>
+            <w:pPr>
+              <w:jc w:val="left"/>
+            </w:pPr>
+            <w:r>
+              <w:rPr>
+                <w:b/>
+                <w:bCs/>
+                <w:color w:val="FFFFFF"/>
+                <w:sz w:val="20"/>
+                <w:szCs w:val="20"/>
+              </w:rPr>
+              <w:t xml:space="preserve">책임</w:t>
+            </w:r>
+          </w:p>
+        </w:tc>
+        <w:tc>
+          <w:tcPr>
+            <w:tcW w:type="dxa" w:w="3120"/>
+            <w:shd w:fill="1E2761" w:val="clear"/>
+            <w:tcMar>
+              <w:top w:type="dxa" w:w="80"/>
+              <w:left w:type="dxa" w:w="100"/>
+              <w:bottom w:type="dxa" w:w="80"/>
+              <w:right w:type="dxa" w:w="100"/>
+            </w:tcMar>
+          </w:tcPr>
+          <w:p>
+            <w:pPr>
+              <w:jc w:val="left"/>
+            </w:pPr>
+            <w:r>
+              <w:rPr>
+                <w:b/>
+                <w:bCs/>
+                <w:color w:val="FFFFFF"/>
+                <w:sz w:val="20"/>
+                <w:szCs w:val="20"/>
+              </w:rPr>
+              <w:t xml:space="preserve">주요 메서드</w:t>
+            </w:r>
+          </w:p>
+        </w:tc>
+        <w:tc>
+          <w:tcPr>
+            <w:tcW w:type="dxa" w:w="1200"/>
+            <w:shd w:fill="1E2761" w:val="clear"/>
+            <w:tcMar>
+              <w:top w:type="dxa" w:w="80"/>
+              <w:left w:type="dxa" w:w="100"/>
+              <w:bottom w:type="dxa" w:w="80"/>
+              <w:right w:type="dxa" w:w="100"/>
+            </w:tcMar>
+          </w:tcPr>
+          <w:p>
+            <w:pPr>
+              <w:jc w:val="left"/>
+            </w:pPr>
+            <w:r>
+              <w:rPr>
+                <w:b/>
+                <w:bCs/>
+                <w:color w:val="FFFFFF"/>
+                <w:sz w:val="20"/>
+                <w:szCs w:val="20"/>
+              </w:rPr>
+              <w:t xml:space="preserve">관련 화면/API</w:t>
+            </w:r>
+          </w:p>
+        </w:tc>
+      </w:tr>
+      <w:tr>
+        <w:tc>
+          <w:tcPr>
+            <w:tcW w:type="dxa" w:w="2200"/>
+            <w:tcMar>
+              <w:top w:type="dxa" w:w="80"/>
+              <w:left w:type="dxa" w:w="100"/>
+              <w:bottom w:type="dxa" w:w="80"/>
+              <w:right w:type="dxa" w:w="100"/>
+            </w:tcMar>
+          </w:tcPr>
+          <w:p>
+            <w:pPr>
+              <w:jc w:val="left"/>
+            </w:pPr>
+            <w:r>
+              <w:rPr>
+                <w:b w:val="false"/>
+                <w:bCs w:val="false"/>
+                <w:sz w:val="20"/>
+                <w:szCs w:val="20"/>
+              </w:rPr>
+              <w:t xml:space="preserve">AuthService</w:t>
+            </w:r>
+          </w:p>
+        </w:tc>
+        <w:tc>
+          <w:tcPr>
+            <w:tcW w:type="dxa" w:w="2500"/>
+            <w:tcMar>
+              <w:top w:type="dxa" w:w="80"/>
+              <w:left w:type="dxa" w:w="100"/>
+              <w:bottom w:type="dxa" w:w="80"/>
+              <w:right w:type="dxa" w:w="100"/>
+            </w:tcMar>
+          </w:tcPr>
+          <w:p>
+            <w:pPr>
+              <w:jc w:val="left"/>
+            </w:pPr>
+            <w:r>
+              <w:rPr>
+                <w:b w:val="false"/>
+                <w:bCs w:val="false"/>
+                <w:sz w:val="20"/>
+                <w:szCs w:val="20"/>
+              </w:rPr>
+              <w:t xml:space="preserve">회원가입·로그인 처리, 비밀번호 해시 검증</w:t>
+            </w:r>
+          </w:p>
+        </w:tc>
+        <w:tc>
+          <w:tcPr>
+            <w:tcW w:type="dxa" w:w="3120"/>
+            <w:tcMar>
+              <w:top w:type="dxa" w:w="80"/>
+              <w:left w:type="dxa" w:w="100"/>
+              <w:bottom w:type="dxa" w:w="80"/>
+              <w:right w:type="dxa" w:w="100"/>
+            </w:tcMar>
+          </w:tcPr>
+          <w:p>
+            <w:pPr>
+              <w:jc w:val="left"/>
+            </w:pPr>
+            <w:r>
+              <w:rPr>
+                <w:b w:val="false"/>
+                <w:bCs w:val="false"/>
+                <w:sz w:val="20"/>
+                <w:szCs w:val="20"/>
+              </w:rPr>
+              <w:t xml:space="preserve">signup(), login(), hash_password(), verify_password()</w:t>
+            </w:r>
+          </w:p>
+        </w:tc>
+        <w:tc>
+          <w:tcPr>
+            <w:tcW w:type="dxa" w:w="1200"/>
+            <w:tcMar>
+              <w:top w:type="dxa" w:w="80"/>
+              <w:left w:type="dxa" w:w="100"/>
+              <w:bottom w:type="dxa" w:w="80"/>
+              <w:right w:type="dxa" w:w="100"/>
+            </w:tcMar>
+          </w:tcPr>
+          <w:p>
+            <w:pPr>
+              <w:jc w:val="left"/>
+            </w:pPr>
+            <w:r>
+              <w:rPr>
+                <w:b w:val="false"/>
+                <w:bCs w:val="false"/>
+                <w:sz w:val="20"/>
+                <w:szCs w:val="20"/>
+              </w:rPr>
+              <w:t xml:space="preserve">SC-01 / /api/auth/*</w:t>
+            </w:r>
+          </w:p>
+        </w:tc>
+      </w:tr>
+      <w:tr>
+        <w:tc>
+          <w:tcPr>
+            <w:tcW w:type="dxa" w:w="2200"/>
+            <w:shd w:fill="F4F6FA" w:val="clear"/>
+            <w:tcMar>
+              <w:top w:type="dxa" w:w="80"/>
+              <w:left w:type="dxa" w:w="100"/>
+              <w:bottom w:type="dxa" w:w="80"/>
+              <w:right w:type="dxa" w:w="100"/>
+            </w:tcMar>
+          </w:tcPr>
+          <w:p>
+            <w:pPr>
+              <w:jc w:val="left"/>
+            </w:pPr>
+            <w:r>
+              <w:rPr>
+                <w:b w:val="false"/>
+                <w:bCs w:val="false"/>
+                <w:sz w:val="20"/>
+                <w:szCs w:val="20"/>
+              </w:rPr>
+              <w:t xml:space="preserve">PrivacyProcessingService</w:t>
+            </w:r>
+          </w:p>
+        </w:tc>
+        <w:tc>
+          <w:tcPr>
+            <w:tcW w:type="dxa" w:w="2500"/>
+            <w:shd w:fill="F4F6FA" w:val="clear"/>
+            <w:tcMar>
+              <w:top w:type="dxa" w:w="80"/>
+              <w:left w:type="dxa" w:w="100"/>
+              <w:bottom w:type="dxa" w:w="80"/>
+              <w:right w:type="dxa" w:w="100"/>
+            </w:tcMar>
+          </w:tcPr>
+          <w:p>
+            <w:pPr>
+              <w:jc w:val="left"/>
+            </w:pPr>
+            <w:r>
+              <w:rPr>
+                <w:b w:val="false"/>
+                <w:bCs w:val="false"/>
+                <w:sz w:val="20"/>
+                <w:szCs w:val="20"/>
+              </w:rPr>
+              <w:t xml:space="preserve">가명·익명 처리 규칙 적용 및 결과 반환</w:t>
+            </w:r>
+          </w:p>
+        </w:tc>
+        <w:tc>
+          <w:tcPr>
+            <w:tcW w:type="dxa" w:w="3120"/>
+            <w:shd w:fill="F4F6FA" w:val="clear"/>
+            <w:tcMar>
+              <w:top w:type="dxa" w:w="80"/>
+              <w:left w:type="dxa" w:w="100"/>
+              <w:bottom w:type="dxa" w:w="80"/>
+              <w:right w:type="dxa" w:w="100"/>
+            </w:tcMar>
+          </w:tcPr>
+          <w:p>
+            <w:pPr>
+              <w:jc w:val="left"/>
+            </w:pPr>
+            <w:r>
+              <w:rPr>
+                <w:b w:val="false"/>
+                <w:bCs w:val="false"/>
+                <w:sz w:val="20"/>
+                <w:szCs w:val="20"/>
+              </w:rPr>
+              <w:t xml:space="preserve">process(user_info, mode), issue_pseudonym_id(), anonymize()</w:t>
+            </w:r>
+          </w:p>
+        </w:tc>
+        <w:tc>
+          <w:tcPr>
+            <w:tcW w:type="dxa" w:w="1200"/>
+            <w:shd w:fill="F4F6FA" w:val="clear"/>
+            <w:tcMar>
+              <w:top w:type="dxa" w:w="80"/>
+              <w:left w:type="dxa" w:w="100"/>
+              <w:bottom w:type="dxa" w:w="80"/>
+              <w:right w:type="dxa" w:w="100"/>
+            </w:tcMar>
+          </w:tcPr>
+          <w:p>
+            <w:pPr>
+              <w:jc w:val="left"/>
+            </w:pPr>
+            <w:r>
+              <w:rPr>
+                <w:b w:val="false"/>
+                <w:bCs w:val="false"/>
+                <w:sz w:val="20"/>
+                <w:szCs w:val="20"/>
+              </w:rPr>
+              <w:t xml:space="preserve">SC-03 / /api/privacy/process</w:t>
+            </w:r>
+          </w:p>
+        </w:tc>
+      </w:tr>
+      <w:tr>
+        <w:tc>
+          <w:tcPr>
+            <w:tcW w:type="dxa" w:w="2200"/>
+            <w:tcMar>
+              <w:top w:type="dxa" w:w="80"/>
+              <w:left w:type="dxa" w:w="100"/>
+              <w:bottom w:type="dxa" w:w="80"/>
+              <w:right w:type="dxa" w:w="100"/>
+            </w:tcMar>
+          </w:tcPr>
+          <w:p>
+            <w:pPr>
+              <w:jc w:val="left"/>
+            </w:pPr>
+            <w:r>
+              <w:rPr>
+                <w:b w:val="false"/>
+                <w:bCs w:val="false"/>
+                <w:sz w:val="20"/>
+                <w:szCs w:val="20"/>
+              </w:rPr>
+              <w:t xml:space="preserve">CavpApplicationService</w:t>
+            </w:r>
+          </w:p>
+        </w:tc>
+        <w:tc>
+          <w:tcPr>
+            <w:tcW w:type="dxa" w:w="2500"/>
+            <w:tcMar>
+              <w:top w:type="dxa" w:w="80"/>
+              <w:left w:type="dxa" w:w="100"/>
+              <w:bottom w:type="dxa" w:w="80"/>
+              <w:right w:type="dxa" w:w="100"/>
+            </w:tcMar>
+          </w:tcPr>
+          <w:p>
+            <w:pPr>
+              <w:jc w:val="left"/>
+            </w:pPr>
+            <w:r>
+              <w:rPr>
+                <w:b w:val="false"/>
+                <w:bCs w:val="false"/>
+                <w:sz w:val="20"/>
+                <w:szCs w:val="20"/>
+              </w:rPr>
+              <w:t xml:space="preserve">CAVP 시험 신청 생성·상태 조회</w:t>
+            </w:r>
+          </w:p>
+        </w:tc>
+        <w:tc>
+          <w:tcPr>
+            <w:tcW w:type="dxa" w:w="3120"/>
+            <w:tcMar>
+              <w:top w:type="dxa" w:w="80"/>
+              <w:left w:type="dxa" w:w="100"/>
+              <w:bottom w:type="dxa" w:w="80"/>
+              <w:right w:type="dxa" w:w="100"/>
+            </w:tcMar>
+          </w:tcPr>
+          <w:p>
+            <w:pPr>
+              <w:jc w:val="left"/>
+            </w:pPr>
+            <w:r>
+              <w:rPr>
+                <w:b w:val="false"/>
+                <w:bCs w:val="false"/>
+                <w:sz w:val="20"/>
+                <w:szCs w:val="20"/>
+              </w:rPr>
+              <w:t xml:space="preserve">create_application(), list_applications(), update_status()</w:t>
+            </w:r>
+          </w:p>
+        </w:tc>
+        <w:tc>
+          <w:tcPr>
+            <w:tcW w:type="dxa" w:w="1200"/>
+            <w:tcMar>
+              <w:top w:type="dxa" w:w="80"/>
+              <w:left w:type="dxa" w:w="100"/>
+              <w:bottom w:type="dxa" w:w="80"/>
+              <w:right w:type="dxa" w:w="100"/>
+            </w:tcMar>
+          </w:tcPr>
+          <w:p>
+            <w:pPr>
+              <w:jc w:val="left"/>
+            </w:pPr>
+            <w:r>
+              <w:rPr>
+                <w:b w:val="false"/>
+                <w:bCs w:val="false"/>
+                <w:sz w:val="20"/>
+                <w:szCs w:val="20"/>
+              </w:rPr>
+              <w:t xml:space="preserve">SC-04, SC-05 / /api/cavp/applications</w:t>
+            </w:r>
+          </w:p>
+        </w:tc>
+      </w:tr>
+      <w:tr>
+        <w:tc>
+          <w:tcPr>
+            <w:tcW w:type="dxa" w:w="2200"/>
+            <w:shd w:fill="F4F6FA" w:val="clear"/>
+            <w:tcMar>
+              <w:top w:type="dxa" w:w="80"/>
+              <w:left w:type="dxa" w:w="100"/>
+              <w:bottom w:type="dxa" w:w="80"/>
+              <w:right w:type="dxa" w:w="100"/>
+            </w:tcMar>
+          </w:tcPr>
+          <w:p>
+            <w:pPr>
+              <w:jc w:val="left"/>
+            </w:pPr>
+            <w:r>
+              <w:rPr>
+                <w:b w:val="false"/>
+                <w:bCs w:val="false"/>
+                <w:sz w:val="20"/>
+                <w:szCs w:val="20"/>
+              </w:rPr>
+              <w:t xml:space="preserve">CertificateService</w:t>
+            </w:r>
+          </w:p>
+        </w:tc>
+        <w:tc>
+          <w:tcPr>
+            <w:tcW w:type="dxa" w:w="2500"/>
+            <w:shd w:fill="F4F6FA" w:val="clear"/>
+            <w:tcMar>
+              <w:top w:type="dxa" w:w="80"/>
+              <w:left w:type="dxa" w:w="100"/>
+              <w:bottom w:type="dxa" w:w="80"/>
+              <w:right w:type="dxa" w:w="100"/>
+            </w:tcMar>
+          </w:tcPr>
+          <w:p>
+            <w:pPr>
+              <w:jc w:val="left"/>
+            </w:pPr>
+            <w:r>
+              <w:rPr>
+                <w:b w:val="false"/>
+                <w:bCs w:val="false"/>
+                <w:sz w:val="20"/>
+                <w:szCs w:val="20"/>
+              </w:rPr>
+              <w:t xml:space="preserve">검증서 이력 조회 및 위변조 판정</w:t>
+            </w:r>
+          </w:p>
+        </w:tc>
+        <w:tc>
+          <w:tcPr>
+            <w:tcW w:type="dxa" w:w="3120"/>
+            <w:shd w:fill="F4F6FA" w:val="clear"/>
+            <w:tcMar>
+              <w:top w:type="dxa" w:w="80"/>
+              <w:left w:type="dxa" w:w="100"/>
+              <w:bottom w:type="dxa" w:w="80"/>
+              <w:right w:type="dxa" w:w="100"/>
+            </w:tcMar>
+          </w:tcPr>
+          <w:p>
+            <w:pPr>
+              <w:jc w:val="left"/>
+            </w:pPr>
+            <w:r>
+              <w:rPr>
+                <w:b w:val="false"/>
+                <w:bCs w:val="false"/>
+                <w:sz w:val="20"/>
+                <w:szCs w:val="20"/>
+              </w:rPr>
+              <w:t xml:space="preserve">list_certificates(), verify_integrity(cert_id), compare_hash()</w:t>
+            </w:r>
+          </w:p>
+        </w:tc>
+        <w:tc>
+          <w:tcPr>
+            <w:tcW w:type="dxa" w:w="1200"/>
+            <w:shd w:fill="F4F6FA" w:val="clear"/>
+            <w:tcMar>
+              <w:top w:type="dxa" w:w="80"/>
+              <w:left w:type="dxa" w:w="100"/>
+              <w:bottom w:type="dxa" w:w="80"/>
+              <w:right w:type="dxa" w:w="100"/>
+            </w:tcMar>
+          </w:tcPr>
+          <w:p>
+            <w:pPr>
+              <w:jc w:val="left"/>
+            </w:pPr>
+            <w:r>
+              <w:rPr>
+                <w:b w:val="false"/>
+                <w:bCs w:val="false"/>
+                <w:sz w:val="20"/>
+                <w:szCs w:val="20"/>
+              </w:rPr>
+              <w:t xml:space="preserve">SC-06, SC-07 / /api/certificates*</w:t>
+            </w:r>
+          </w:p>
+        </w:tc>
+      </w:tr>
+    </w:tbl>
+    <w:p>
+      <w:pPr>
+        <w:spacing w:after="100" w:before="200"/>
+      </w:pPr>
+      <w:r>
+        <w:rPr>
+          <w:b/>
+          <w:bCs/>
+          <w:color w:val="1E2761"/>
+          <w:sz w:val="22"/>
+          <w:szCs w:val="22"/>
+        </w:rPr>
+        <w:t xml:space="preserve">3.1.3 클래스 간 관계 요약</w:t>
+      </w:r>
+    </w:p>
+    <w:p>
+      <w:pPr>
+        <w:pStyle w:val="ListParagraph"/>
+        <w:numPr>
+          <w:ilvl w:val="0"/>
+          <w:numId w:val="2"/>
+        </w:numPr>
+        <w:spacing w:after="60"/>
+      </w:pPr>
+      <w:r>
+        <w:rPr>
+          <w:sz w:val="21"/>
+          <w:szCs w:val="21"/>
+        </w:rPr>
+        <w:t xml:space="preserve">AuthService → User: 1개 서비스가 1개 엔티티 클래스를 생성/조회 (Create/Read)</w:t>
+      </w:r>
+    </w:p>
+    <w:p>
+      <w:pPr>
+        <w:pStyle w:val="ListParagraph"/>
+        <w:numPr>
+          <w:ilvl w:val="0"/>
+          <w:numId w:val="2"/>
+        </w:numPr>
+        <w:spacing w:after="60"/>
+      </w:pPr>
+      <w:r>
+        <w:rPr>
+          <w:sz w:val="21"/>
+          <w:szCs w:val="21"/>
+        </w:rPr>
+        <w:t xml:space="preserve">PrivacyProcessingService → User, PersonalInfo: 인증된 User를 참조하여 PersonalInfo를 생성</w:t>
+      </w:r>
+    </w:p>
+    <w:p>
+      <w:pPr>
+        <w:pStyle w:val="ListParagraph"/>
+        <w:numPr>
+          <w:ilvl w:val="0"/>
+          <w:numId w:val="2"/>
+        </w:numPr>
+        <w:spacing w:after="60"/>
+      </w:pPr>
+      <w:r>
+        <w:rPr>
+          <w:sz w:val="21"/>
+          <w:szCs w:val="21"/>
+        </w:rPr>
+        <w:t xml:space="preserve">CavpApplicationService → User, CavpApplication: User가 다수의 CavpApplication을 소유(1:N)</w:t>
+      </w:r>
+    </w:p>
+    <w:p>
+      <w:pPr>
+        <w:pStyle w:val="ListParagraph"/>
+        <w:numPr>
+          <w:ilvl w:val="0"/>
+          <w:numId w:val="2"/>
+        </w:numPr>
+        <w:spacing w:after="60"/>
+      </w:pPr>
+      <w:r>
+        <w:rPr>
+          <w:sz w:val="21"/>
+          <w:szCs w:val="21"/>
+        </w:rPr>
+        <w:t xml:space="preserve">CertificateService → CavpApplication, Certificate: 승인된 CavpApplication 1건당 Certificate 1건 이상 발급(1:N)</w:t>
+      </w:r>
+    </w:p>
+    <w:p>
+      <w:pPr>
+        <w:pStyle w:val="Heading2"/>
+        <w:spacing w:after="140" w:before="260"/>
+      </w:pPr>
+      <w:r>
+        <w:t xml:space="preserve">3.2 컴포넌트 설계서</w:t>
+      </w:r>
+    </w:p>
+    <w:p>
+      <w:pPr>
+        <w:spacing w:after="140"/>
+      </w:pPr>
+      <w:r>
+        <w:rPr>
+          <w:sz w:val="21"/>
+          <w:szCs w:val="21"/>
+        </w:rPr>
+        <w:t xml:space="preserve">시스템을 5개의 컴포넌트로 분리하여 계층 간 의존 방향을 단방향(프레젠테이션 → 애플리케이션 → 서비스 → 데이터 접근)으로 고정한다. 테스트 자동화 프레임워크는 웹 서비스 컴포넌트들과 분리된 별도 컴포넌트로 존재하며, HTTP를 통해서만 접근한다.</w:t>
+      </w:r>
+    </w:p>
+    <w:tbl>
+      <w:tblPr>
+        <w:tblW w:type="dxa" w:w="9020"/>
+        <w:tblBorders>
+          <w:top w:val="single" w:color="auto" w:sz="4"/>
+          <w:left w:val="single" w:color="auto" w:sz="4"/>
+          <w:bottom w:val="single" w:color="auto" w:sz="4"/>
+          <w:right w:val="single" w:color="auto" w:sz="4"/>
+          <w:insideH w:val="single" w:color="auto" w:sz="4"/>
+          <w:insideV w:val="single" w:color="auto" w:sz="4"/>
+        </w:tblBorders>
+      </w:tblPr>
+      <w:tblGrid>
+        <w:gridCol w:w="2400"/>
+        <w:gridCol w:w="2900"/>
+        <w:gridCol w:w="2200"/>
+        <w:gridCol w:w="1520"/>
+      </w:tblGrid>
+      <w:tr>
+        <w:trPr>
+          <w:tblHeader/>
+        </w:trPr>
+        <w:tc>
+          <w:tcPr>
+            <w:tcW w:type="dxa" w:w="2400"/>
+            <w:shd w:fill="1E2761" w:val="clear"/>
+            <w:tcMar>
+              <w:top w:type="dxa" w:w="80"/>
+              <w:left w:type="dxa" w:w="100"/>
+              <w:bottom w:type="dxa" w:w="80"/>
+              <w:right w:type="dxa" w:w="100"/>
+            </w:tcMar>
+          </w:tcPr>
+          <w:p>
+            <w:pPr>
+              <w:jc w:val="left"/>
+            </w:pPr>
+            <w:r>
+              <w:rPr>
+                <w:b/>
+                <w:bCs/>
+                <w:color w:val="FFFFFF"/>
+                <w:sz w:val="20"/>
+                <w:szCs w:val="20"/>
+              </w:rPr>
+              <w:t xml:space="preserve">컴포넌트</w:t>
+            </w:r>
+          </w:p>
+        </w:tc>
+        <w:tc>
+          <w:tcPr>
+            <w:tcW w:type="dxa" w:w="2900"/>
+            <w:shd w:fill="1E2761" w:val="clear"/>
+            <w:tcMar>
+              <w:top w:type="dxa" w:w="80"/>
+              <w:left w:type="dxa" w:w="100"/>
+              <w:bottom w:type="dxa" w:w="80"/>
+              <w:right w:type="dxa" w:w="100"/>
+            </w:tcMar>
+          </w:tcPr>
+          <w:p>
+            <w:pPr>
+              <w:jc w:val="left"/>
+            </w:pPr>
+            <w:r>
+              <w:rPr>
+                <w:b/>
+                <w:bCs/>
+                <w:color w:val="FFFFFF"/>
+                <w:sz w:val="20"/>
+                <w:szCs w:val="20"/>
+              </w:rPr>
+              <w:t xml:space="preserve">책임</w:t>
+            </w:r>
+          </w:p>
+        </w:tc>
+        <w:tc>
+          <w:tcPr>
+            <w:tcW w:type="dxa" w:w="2200"/>
+            <w:shd w:fill="1E2761" w:val="clear"/>
+            <w:tcMar>
+              <w:top w:type="dxa" w:w="80"/>
+              <w:left w:type="dxa" w:w="100"/>
+              <w:bottom w:type="dxa" w:w="80"/>
+              <w:right w:type="dxa" w:w="100"/>
+            </w:tcMar>
+          </w:tcPr>
+          <w:p>
+            <w:pPr>
+              <w:jc w:val="left"/>
+            </w:pPr>
+            <w:r>
+              <w:rPr>
+                <w:b/>
+                <w:bCs/>
+                <w:color w:val="FFFFFF"/>
+                <w:sz w:val="20"/>
+                <w:szCs w:val="20"/>
+              </w:rPr>
+              <w:t xml:space="preserve">의존 컴포넌트</w:t>
+            </w:r>
+          </w:p>
+        </w:tc>
+        <w:tc>
+          <w:tcPr>
+            <w:tcW w:type="dxa" w:w="1520"/>
+            <w:shd w:fill="1E2761" w:val="clear"/>
+            <w:tcMar>
+              <w:top w:type="dxa" w:w="80"/>
+              <w:left w:type="dxa" w:w="100"/>
+              <w:bottom w:type="dxa" w:w="80"/>
+              <w:right w:type="dxa" w:w="100"/>
+            </w:tcMar>
+          </w:tcPr>
+          <w:p>
+            <w:pPr>
+              <w:jc w:val="left"/>
+            </w:pPr>
+            <w:r>
+              <w:rPr>
+                <w:b/>
+                <w:bCs/>
+                <w:color w:val="FFFFFF"/>
+                <w:sz w:val="20"/>
+                <w:szCs w:val="20"/>
+              </w:rPr>
+              <w:t xml:space="preserve">제공 인터페이스</w:t>
+            </w:r>
+          </w:p>
+        </w:tc>
+      </w:tr>
+      <w:tr>
+        <w:tc>
+          <w:tcPr>
+            <w:tcW w:type="dxa" w:w="2400"/>
+            <w:tcMar>
+              <w:top w:type="dxa" w:w="80"/>
+              <w:left w:type="dxa" w:w="100"/>
+              <w:bottom w:type="dxa" w:w="80"/>
+              <w:right w:type="dxa" w:w="100"/>
+            </w:tcMar>
+          </w:tcPr>
+          <w:p>
+            <w:pPr>
+              <w:jc w:val="left"/>
+            </w:pPr>
+            <w:r>
+              <w:rPr>
+                <w:b w:val="false"/>
+                <w:bCs w:val="false"/>
+                <w:sz w:val="20"/>
+                <w:szCs w:val="20"/>
+              </w:rPr>
+              <w:t xml:space="preserve">Presentation Component</w:t>
+            </w:r>
+          </w:p>
+        </w:tc>
+        <w:tc>
+          <w:tcPr>
+            <w:tcW w:type="dxa" w:w="2900"/>
+            <w:tcMar>
+              <w:top w:type="dxa" w:w="80"/>
+              <w:left w:type="dxa" w:w="100"/>
+              <w:bottom w:type="dxa" w:w="80"/>
+              <w:right w:type="dxa" w:w="100"/>
+            </w:tcMar>
+          </w:tcPr>
+          <w:p>
+            <w:pPr>
+              <w:jc w:val="left"/>
+            </w:pPr>
+            <w:r>
+              <w:rPr>
+                <w:b w:val="false"/>
+                <w:bCs w:val="false"/>
+                <w:sz w:val="20"/>
+                <w:szCs w:val="20"/>
+              </w:rPr>
+              <w:t xml:space="preserve">Jinja2 템플릿 렌더링, 화면 라우팅(SC-01~SC-08)</w:t>
+            </w:r>
+          </w:p>
+        </w:tc>
+        <w:tc>
+          <w:tcPr>
+            <w:tcW w:type="dxa" w:w="2200"/>
+            <w:tcMar>
+              <w:top w:type="dxa" w:w="80"/>
+              <w:left w:type="dxa" w:w="100"/>
+              <w:bottom w:type="dxa" w:w="80"/>
+              <w:right w:type="dxa" w:w="100"/>
+            </w:tcMar>
+          </w:tcPr>
+          <w:p>
+            <w:pPr>
+              <w:jc w:val="left"/>
+            </w:pPr>
+            <w:r>
+              <w:rPr>
+                <w:b w:val="false"/>
+                <w:bCs w:val="false"/>
+                <w:sz w:val="20"/>
+                <w:szCs w:val="20"/>
+              </w:rPr>
+              <w:t xml:space="preserve">Application Component</w:t>
+            </w:r>
+          </w:p>
+        </w:tc>
+        <w:tc>
+          <w:tcPr>
+            <w:tcW w:type="dxa" w:w="1520"/>
+            <w:tcMar>
+              <w:top w:type="dxa" w:w="80"/>
+              <w:left w:type="dxa" w:w="100"/>
+              <w:bottom w:type="dxa" w:w="80"/>
+              <w:right w:type="dxa" w:w="100"/>
+            </w:tcMar>
+          </w:tcPr>
+          <w:p>
+            <w:pPr>
+              <w:jc w:val="left"/>
+            </w:pPr>
+            <w:r>
+              <w:rPr>
+                <w:b w:val="false"/>
+                <w:bCs w:val="false"/>
+                <w:sz w:val="20"/>
+                <w:szCs w:val="20"/>
+              </w:rPr>
+              <w:t xml:space="preserve">HTML 응답</w:t>
+            </w:r>
+          </w:p>
+        </w:tc>
+      </w:tr>
+      <w:tr>
+        <w:tc>
+          <w:tcPr>
+            <w:tcW w:type="dxa" w:w="2400"/>
+            <w:shd w:fill="F4F6FA" w:val="clear"/>
+            <w:tcMar>
+              <w:top w:type="dxa" w:w="80"/>
+              <w:left w:type="dxa" w:w="100"/>
+              <w:bottom w:type="dxa" w:w="80"/>
+              <w:right w:type="dxa" w:w="100"/>
+            </w:tcMar>
+          </w:tcPr>
+          <w:p>
+            <w:pPr>
+              <w:jc w:val="left"/>
+            </w:pPr>
+            <w:r>
+              <w:rPr>
+                <w:b w:val="false"/>
+                <w:bCs w:val="false"/>
+                <w:sz w:val="20"/>
+                <w:szCs w:val="20"/>
+              </w:rPr>
+              <w:t xml:space="preserve">Application Component</w:t>
+            </w:r>
+          </w:p>
+        </w:tc>
+        <w:tc>
+          <w:tcPr>
+            <w:tcW w:type="dxa" w:w="2900"/>
+            <w:shd w:fill="F4F6FA" w:val="clear"/>
+            <w:tcMar>
+              <w:top w:type="dxa" w:w="80"/>
+              <w:left w:type="dxa" w:w="100"/>
+              <w:bottom w:type="dxa" w:w="80"/>
+              <w:right w:type="dxa" w:w="100"/>
+            </w:tcMar>
+          </w:tcPr>
+          <w:p>
+            <w:pPr>
+              <w:jc w:val="left"/>
+            </w:pPr>
+            <w:r>
+              <w:rPr>
+                <w:b w:val="false"/>
+                <w:bCs w:val="false"/>
+                <w:sz w:val="20"/>
+                <w:szCs w:val="20"/>
+              </w:rPr>
+              <w:t xml:space="preserve">Flask Blueprint/Controller, 요청 검증·라우팅</w:t>
+            </w:r>
+          </w:p>
+        </w:tc>
+        <w:tc>
+          <w:tcPr>
+            <w:tcW w:type="dxa" w:w="2200"/>
+            <w:shd w:fill="F4F6FA" w:val="clear"/>
+            <w:tcMar>
+              <w:top w:type="dxa" w:w="80"/>
+              <w:left w:type="dxa" w:w="100"/>
+              <w:bottom w:type="dxa" w:w="80"/>
+              <w:right w:type="dxa" w:w="100"/>
+            </w:tcMar>
+          </w:tcPr>
+          <w:p>
+            <w:pPr>
+              <w:jc w:val="left"/>
+            </w:pPr>
+            <w:r>
+              <w:rPr>
+                <w:b w:val="false"/>
+                <w:bCs w:val="false"/>
+                <w:sz w:val="20"/>
+                <w:szCs w:val="20"/>
+              </w:rPr>
+              <w:t xml:space="preserve">Service Component</w:t>
+            </w:r>
+          </w:p>
+        </w:tc>
+        <w:tc>
+          <w:tcPr>
+            <w:tcW w:type="dxa" w:w="1520"/>
+            <w:shd w:fill="F4F6FA" w:val="clear"/>
+            <w:tcMar>
+              <w:top w:type="dxa" w:w="80"/>
+              <w:left w:type="dxa" w:w="100"/>
+              <w:bottom w:type="dxa" w:w="80"/>
+              <w:right w:type="dxa" w:w="100"/>
+            </w:tcMar>
+          </w:tcPr>
+          <w:p>
+            <w:pPr>
+              <w:jc w:val="left"/>
+            </w:pPr>
+            <w:r>
+              <w:rPr>
+                <w:b w:val="false"/>
+                <w:bCs w:val="false"/>
+                <w:sz w:val="20"/>
+                <w:szCs w:val="20"/>
+              </w:rPr>
+              <w:t xml:space="preserve">REST API (5장)</w:t>
+            </w:r>
+          </w:p>
+        </w:tc>
+      </w:tr>
+      <w:tr>
+        <w:tc>
+          <w:tcPr>
+            <w:tcW w:type="dxa" w:w="2400"/>
+            <w:tcMar>
+              <w:top w:type="dxa" w:w="80"/>
+              <w:left w:type="dxa" w:w="100"/>
+              <w:bottom w:type="dxa" w:w="80"/>
+              <w:right w:type="dxa" w:w="100"/>
+            </w:tcMar>
+          </w:tcPr>
+          <w:p>
+            <w:pPr>
+              <w:jc w:val="left"/>
+            </w:pPr>
+            <w:r>
+              <w:rPr>
+                <w:b w:val="false"/>
+                <w:bCs w:val="false"/>
+                <w:sz w:val="20"/>
+                <w:szCs w:val="20"/>
+              </w:rPr>
+              <w:t xml:space="preserve">Service Component</w:t>
+            </w:r>
+          </w:p>
+        </w:tc>
+        <w:tc>
+          <w:tcPr>
+            <w:tcW w:type="dxa" w:w="2900"/>
+            <w:tcMar>
+              <w:top w:type="dxa" w:w="80"/>
+              <w:left w:type="dxa" w:w="100"/>
+              <w:bottom w:type="dxa" w:w="80"/>
+              <w:right w:type="dxa" w:w="100"/>
+            </w:tcMar>
+          </w:tcPr>
+          <w:p>
+            <w:pPr>
+              <w:jc w:val="left"/>
+            </w:pPr>
+            <w:r>
+              <w:rPr>
+                <w:b w:val="false"/>
+                <w:bCs w:val="false"/>
+                <w:sz w:val="20"/>
+                <w:szCs w:val="20"/>
+              </w:rPr>
+              <w:t xml:space="preserve">비즈니스 로직(3.1.2 서비스 클래스) 수행</w:t>
+            </w:r>
+          </w:p>
+        </w:tc>
+        <w:tc>
+          <w:tcPr>
+            <w:tcW w:type="dxa" w:w="2200"/>
+            <w:tcMar>
+              <w:top w:type="dxa" w:w="80"/>
+              <w:left w:type="dxa" w:w="100"/>
+              <w:bottom w:type="dxa" w:w="80"/>
+              <w:right w:type="dxa" w:w="100"/>
+            </w:tcMar>
+          </w:tcPr>
+          <w:p>
+            <w:pPr>
+              <w:jc w:val="left"/>
+            </w:pPr>
+            <w:r>
+              <w:rPr>
+                <w:b w:val="false"/>
+                <w:bCs w:val="false"/>
+                <w:sz w:val="20"/>
+                <w:szCs w:val="20"/>
+              </w:rPr>
+              <w:t xml:space="preserve">Data Access Component</w:t>
+            </w:r>
+          </w:p>
+        </w:tc>
+        <w:tc>
+          <w:tcPr>
+            <w:tcW w:type="dxa" w:w="1520"/>
+            <w:tcMar>
+              <w:top w:type="dxa" w:w="80"/>
+              <w:left w:type="dxa" w:w="100"/>
+              <w:bottom w:type="dxa" w:w="80"/>
+              <w:right w:type="dxa" w:w="100"/>
+            </w:tcMar>
+          </w:tcPr>
+          <w:p>
+            <w:pPr>
+              <w:jc w:val="left"/>
+            </w:pPr>
+            <w:r>
+              <w:rPr>
+                <w:b w:val="false"/>
+                <w:bCs w:val="false"/>
+                <w:sz w:val="20"/>
+                <w:szCs w:val="20"/>
+              </w:rPr>
+              <w:t xml:space="preserve">내부 함수 호출</w:t>
+            </w:r>
+          </w:p>
+        </w:tc>
+      </w:tr>
+      <w:tr>
+        <w:tc>
+          <w:tcPr>
+            <w:tcW w:type="dxa" w:w="2400"/>
+            <w:shd w:fill="F4F6FA" w:val="clear"/>
+            <w:tcMar>
+              <w:top w:type="dxa" w:w="80"/>
+              <w:left w:type="dxa" w:w="100"/>
+              <w:bottom w:type="dxa" w:w="80"/>
+              <w:right w:type="dxa" w:w="100"/>
+            </w:tcMar>
+          </w:tcPr>
+          <w:p>
+            <w:pPr>
+              <w:jc w:val="left"/>
+            </w:pPr>
+            <w:r>
+              <w:rPr>
+                <w:b w:val="false"/>
+                <w:bCs w:val="false"/>
+                <w:sz w:val="20"/>
+                <w:szCs w:val="20"/>
+              </w:rPr>
+              <w:t xml:space="preserve">Data Access Component</w:t>
+            </w:r>
+          </w:p>
+        </w:tc>
+        <w:tc>
+          <w:tcPr>
+            <w:tcW w:type="dxa" w:w="2900"/>
+            <w:shd w:fill="F4F6FA" w:val="clear"/>
+            <w:tcMar>
+              <w:top w:type="dxa" w:w="80"/>
+              <w:left w:type="dxa" w:w="100"/>
+              <w:bottom w:type="dxa" w:w="80"/>
+              <w:right w:type="dxa" w:w="100"/>
+            </w:tcMar>
+          </w:tcPr>
+          <w:p>
+            <w:pPr>
+              <w:jc w:val="left"/>
+            </w:pPr>
+            <w:r>
+              <w:rPr>
+                <w:b w:val="false"/>
+                <w:bCs w:val="false"/>
+                <w:sz w:val="20"/>
+                <w:szCs w:val="20"/>
+              </w:rPr>
+              <w:t xml:space="preserve">SQLAlchemy ORM 세션 관리, 쿼리 실행</w:t>
+            </w:r>
+          </w:p>
+        </w:tc>
+        <w:tc>
+          <w:tcPr>
+            <w:tcW w:type="dxa" w:w="2200"/>
+            <w:shd w:fill="F4F6FA" w:val="clear"/>
+            <w:tcMar>
+              <w:top w:type="dxa" w:w="80"/>
+              <w:left w:type="dxa" w:w="100"/>
+              <w:bottom w:type="dxa" w:w="80"/>
+              <w:right w:type="dxa" w:w="100"/>
+            </w:tcMar>
+          </w:tcPr>
+          <w:p>
+            <w:pPr>
+              <w:jc w:val="left"/>
+            </w:pPr>
+            <w:r>
+              <w:rPr>
+                <w:b w:val="false"/>
+                <w:bCs w:val="false"/>
+                <w:sz w:val="20"/>
+                <w:szCs w:val="20"/>
+              </w:rPr>
+              <w:t xml:space="preserve">Database</w:t>
+            </w:r>
+          </w:p>
+        </w:tc>
+        <w:tc>
+          <w:tcPr>
+            <w:tcW w:type="dxa" w:w="1520"/>
+            <w:shd w:fill="F4F6FA" w:val="clear"/>
+            <w:tcMar>
+              <w:top w:type="dxa" w:w="80"/>
+              <w:left w:type="dxa" w:w="100"/>
+              <w:bottom w:type="dxa" w:w="80"/>
+              <w:right w:type="dxa" w:w="100"/>
+            </w:tcMar>
+          </w:tcPr>
+          <w:p>
+            <w:pPr>
+              <w:jc w:val="left"/>
+            </w:pPr>
+            <w:r>
+              <w:rPr>
+                <w:b w:val="false"/>
+                <w:bCs w:val="false"/>
+                <w:sz w:val="20"/>
+                <w:szCs w:val="20"/>
+              </w:rPr>
+              <w:t xml:space="preserve">ORM 세션</w:t>
+            </w:r>
+          </w:p>
+        </w:tc>
+      </w:tr>
+      <w:tr>
+        <w:tc>
+          <w:tcPr>
+            <w:tcW w:type="dxa" w:w="2400"/>
+            <w:tcMar>
+              <w:top w:type="dxa" w:w="80"/>
+              <w:left w:type="dxa" w:w="100"/>
+              <w:bottom w:type="dxa" w:w="80"/>
+              <w:right w:type="dxa" w:w="100"/>
+            </w:tcMar>
+          </w:tcPr>
+          <w:p>
+            <w:pPr>
+              <w:jc w:val="left"/>
+            </w:pPr>
+            <w:r>
+              <w:rPr>
+                <w:b w:val="false"/>
+                <w:bCs w:val="false"/>
+                <w:sz w:val="20"/>
+                <w:szCs w:val="20"/>
+              </w:rPr>
+              <w:t xml:space="preserve">Test Automation Component</w:t>
+            </w:r>
+          </w:p>
+        </w:tc>
+        <w:tc>
+          <w:tcPr>
+            <w:tcW w:type="dxa" w:w="2900"/>
+            <w:tcMar>
+              <w:top w:type="dxa" w:w="80"/>
+              <w:left w:type="dxa" w:w="100"/>
+              <w:bottom w:type="dxa" w:w="80"/>
+              <w:right w:type="dxa" w:w="100"/>
+            </w:tcMar>
+          </w:tcPr>
+          <w:p>
+            <w:pPr>
+              <w:jc w:val="left"/>
+            </w:pPr>
+            <w:r>
+              <w:rPr>
+                <w:b w:val="false"/>
+                <w:bCs w:val="false"/>
+                <w:sz w:val="20"/>
+                <w:szCs w:val="20"/>
+              </w:rPr>
+              <w:t xml:space="preserve">Selenium/POM 기반 UI 시험, Pytest 기반 API 시험</w:t>
+            </w:r>
+          </w:p>
+        </w:tc>
+        <w:tc>
+          <w:tcPr>
+            <w:tcW w:type="dxa" w:w="2200"/>
+            <w:tcMar>
+              <w:top w:type="dxa" w:w="80"/>
+              <w:left w:type="dxa" w:w="100"/>
+              <w:bottom w:type="dxa" w:w="80"/>
+              <w:right w:type="dxa" w:w="100"/>
+            </w:tcMar>
+          </w:tcPr>
+          <w:p>
+            <w:pPr>
+              <w:jc w:val="left"/>
+            </w:pPr>
+            <w:r>
+              <w:rPr>
+                <w:b w:val="false"/>
+                <w:bCs w:val="false"/>
+                <w:sz w:val="20"/>
+                <w:szCs w:val="20"/>
+              </w:rPr>
+              <w:t xml:space="preserve">Application Component(HTTP)</w:t>
+            </w:r>
+          </w:p>
+        </w:tc>
+        <w:tc>
+          <w:tcPr>
+            <w:tcW w:type="dxa" w:w="1520"/>
+            <w:tcMar>
+              <w:top w:type="dxa" w:w="80"/>
+              <w:left w:type="dxa" w:w="100"/>
+              <w:bottom w:type="dxa" w:w="80"/>
+              <w:right w:type="dxa" w:w="100"/>
+            </w:tcMar>
+          </w:tcPr>
+          <w:p>
+            <w:pPr>
+              <w:jc w:val="left"/>
+            </w:pPr>
+            <w:r>
+              <w:rPr>
+                <w:b w:val="false"/>
+                <w:bCs w:val="false"/>
+                <w:sz w:val="20"/>
+                <w:szCs w:val="20"/>
+              </w:rPr>
+              <w:t xml:space="preserve">테스트 리포트(HTML)</w:t>
+            </w:r>
+          </w:p>
+        </w:tc>
+      </w:tr>
+    </w:tbl>
+    <w:p>
+      <w:pPr>
+        <w:spacing w:after="100" w:before="200"/>
+      </w:pPr>
+      <w:r>
+        <w:rPr>
+          <w:b/>
+          <w:bCs/>
+          <w:color w:val="1E2761"/>
+          <w:sz w:val="22"/>
+          <w:szCs w:val="22"/>
+        </w:rPr>
+        <w:t xml:space="preserve">컴포넌트 다이어그램 (텍스트 표현)</w:t>
+      </w:r>
+    </w:p>
+    <w:p>
+      <w:pPr>
+        <w:spacing w:after="140"/>
+      </w:pPr>
+      <w:r>
+        <w:rPr>
+          <w:i/>
+          <w:iCs/>
+          <w:color w:val="444C5E"/>
+          <w:sz w:val="21"/>
+          <w:szCs w:val="21"/>
+        </w:rPr>
+        <w:t xml:space="preserve">[ Test Automation Component ] --(HTTP 요청)--&gt; [ Presentation Component ] --(포워딩)--&gt; [ Application Component ] --(호출)--&gt; [ Service Component ] --(ORM)--&gt; [ Data Access Component ] --(SQL)--&gt; [ Database(SQLite) ]</w:t>
+      </w:r>
+    </w:p>
+    <w:p>
+      <w:r>
+        <w:br w:type="page"/>
+      </w:r>
+    </w:p>
+    <w:p>
+      <w:pPr>
+        <w:pStyle w:val="Heading1"/>
+        <w:spacing w:after="200" w:before="360"/>
+      </w:pPr>
+      <w:r>
+        <w:t xml:space="preserve">4. 화면 설계</w:t>
+      </w:r>
+    </w:p>
+    <w:p>
+      <w:pPr>
+        <w:pStyle w:val="Heading2"/>
+        <w:spacing w:after="140" w:before="260"/>
+      </w:pPr>
+      <w:r>
+        <w:t xml:space="preserve">4.1 화면 목록</w:t>
       </w:r>
     </w:p>
     <w:tbl>
@@ -1879,7 +3858,7 @@
         <w:spacing w:after="140" w:before="260"/>
       </w:pPr>
       <w:r>
-        <w:t xml:space="preserve">3.2 주요 화면 상세</w:t>
+        <w:t xml:space="preserve">4.2 주요 화면 상세</w:t>
       </w:r>
     </w:p>
     <w:p>
@@ -2079,12 +4058,17 @@
       </w:r>
     </w:p>
     <w:p>
+      <w:r>
+        <w:br w:type="page"/>
+      </w:r>
+    </w:p>
+    <w:p>
       <w:pPr>
         <w:pStyle w:val="Heading1"/>
         <w:spacing w:after="200" w:before="360"/>
       </w:pPr>
       <w:r>
-        <w:t xml:space="preserve">4. 데이터베이스 설계</w:t>
+        <w:t xml:space="preserve">5. 데이터베이스 설계</w:t>
       </w:r>
     </w:p>
     <w:p>
@@ -2093,7 +4077,7 @@
         <w:spacing w:after="140" w:before="260"/>
       </w:pPr>
       <w:r>
-        <w:t xml:space="preserve">4.1 ERD 개요</w:t>
+        <w:t xml:space="preserve">5.1 ERD 개요</w:t>
       </w:r>
     </w:p>
     <w:p>
@@ -2114,7 +4098,7 @@
         <w:spacing w:after="140" w:before="260"/>
       </w:pPr>
       <w:r>
-        <w:t xml:space="preserve">4.2 테이블 정의</w:t>
+        <w:t xml:space="preserve">5.2 테이블 정의</w:t>
       </w:r>
     </w:p>
     <w:p>
@@ -4399,11 +6383,683 @@
     </w:tbl>
     <w:p>
       <w:pPr>
+        <w:pStyle w:val="Heading2"/>
+        <w:spacing w:after="140" w:before="260"/>
+      </w:pPr>
+      <w:r>
+        <w:t xml:space="preserve">5.3 데이터 전환 및 초기데이터 설계</w:t>
+      </w:r>
+    </w:p>
+    <w:p>
+      <w:pPr>
+        <w:spacing w:after="140"/>
+      </w:pPr>
+      <w:r>
+        <w:rPr>
+          <w:sz w:val="21"/>
+          <w:szCs w:val="21"/>
+        </w:rPr>
+        <w:t xml:space="preserve">본 프로젝트는 실 운영 시스템으로부터의 데이터 전환(migration) 대상이 없으므로, 본 절은 시연·개발·테스트 환경을 재현 가능하게 초기화하는 시드(seed) 데이터 설계로 범위를 한정한다(2.3절 배포 구성 참고).</w:t>
+      </w:r>
+    </w:p>
+    <w:p>
+      <w:pPr>
+        <w:spacing w:after="100" w:before="200"/>
+      </w:pPr>
+      <w:r>
+        <w:rPr>
+          <w:b/>
+          <w:bCs/>
+          <w:color w:val="1E2761"/>
+          <w:sz w:val="22"/>
+          <w:szCs w:val="22"/>
+        </w:rPr>
+        <w:t xml:space="preserve">5.3.1 초기데이터 시나리오</w:t>
+      </w:r>
+    </w:p>
+    <w:tbl>
+      <w:tblPr>
+        <w:tblW w:type="dxa" w:w="9040"/>
+        <w:tblBorders>
+          <w:top w:val="single" w:color="auto" w:sz="4"/>
+          <w:left w:val="single" w:color="auto" w:sz="4"/>
+          <w:bottom w:val="single" w:color="auto" w:sz="4"/>
+          <w:right w:val="single" w:color="auto" w:sz="4"/>
+          <w:insideH w:val="single" w:color="auto" w:sz="4"/>
+          <w:insideV w:val="single" w:color="auto" w:sz="4"/>
+        </w:tblBorders>
+      </w:tblPr>
+      <w:tblGrid>
+        <w:gridCol w:w="1900"/>
+        <w:gridCol w:w="3400"/>
+        <w:gridCol w:w="1400"/>
+        <w:gridCol w:w="2340"/>
+      </w:tblGrid>
+      <w:tr>
+        <w:trPr>
+          <w:tblHeader/>
+        </w:trPr>
+        <w:tc>
+          <w:tcPr>
+            <w:tcW w:type="dxa" w:w="1900"/>
+            <w:shd w:fill="1E2761" w:val="clear"/>
+            <w:tcMar>
+              <w:top w:type="dxa" w:w="80"/>
+              <w:left w:type="dxa" w:w="100"/>
+              <w:bottom w:type="dxa" w:w="80"/>
+              <w:right w:type="dxa" w:w="100"/>
+            </w:tcMar>
+          </w:tcPr>
+          <w:p>
+            <w:pPr>
+              <w:jc w:val="left"/>
+            </w:pPr>
+            <w:r>
+              <w:rPr>
+                <w:b/>
+                <w:bCs/>
+                <w:color w:val="FFFFFF"/>
+                <w:sz w:val="20"/>
+                <w:szCs w:val="20"/>
+              </w:rPr>
+              <w:t xml:space="preserve">대상 테이블</w:t>
+            </w:r>
+          </w:p>
+        </w:tc>
+        <w:tc>
+          <w:tcPr>
+            <w:tcW w:type="dxa" w:w="3400"/>
+            <w:shd w:fill="1E2761" w:val="clear"/>
+            <w:tcMar>
+              <w:top w:type="dxa" w:w="80"/>
+              <w:left w:type="dxa" w:w="100"/>
+              <w:bottom w:type="dxa" w:w="80"/>
+              <w:right w:type="dxa" w:w="100"/>
+            </w:tcMar>
+          </w:tcPr>
+          <w:p>
+            <w:pPr>
+              <w:jc w:val="left"/>
+            </w:pPr>
+            <w:r>
+              <w:rPr>
+                <w:b/>
+                <w:bCs/>
+                <w:color w:val="FFFFFF"/>
+                <w:sz w:val="20"/>
+                <w:szCs w:val="20"/>
+              </w:rPr>
+              <w:t xml:space="preserve">초기데이터 내용</w:t>
+            </w:r>
+          </w:p>
+        </w:tc>
+        <w:tc>
+          <w:tcPr>
+            <w:tcW w:type="dxa" w:w="1400"/>
+            <w:shd w:fill="1E2761" w:val="clear"/>
+            <w:tcMar>
+              <w:top w:type="dxa" w:w="80"/>
+              <w:left w:type="dxa" w:w="100"/>
+              <w:bottom w:type="dxa" w:w="80"/>
+              <w:right w:type="dxa" w:w="100"/>
+            </w:tcMar>
+          </w:tcPr>
+          <w:p>
+            <w:pPr>
+              <w:jc w:val="left"/>
+            </w:pPr>
+            <w:r>
+              <w:rPr>
+                <w:b/>
+                <w:bCs/>
+                <w:color w:val="FFFFFF"/>
+                <w:sz w:val="20"/>
+                <w:szCs w:val="20"/>
+              </w:rPr>
+              <w:t xml:space="preserve">건수(예시)</w:t>
+            </w:r>
+          </w:p>
+        </w:tc>
+        <w:tc>
+          <w:tcPr>
+            <w:tcW w:type="dxa" w:w="2340"/>
+            <w:shd w:fill="1E2761" w:val="clear"/>
+            <w:tcMar>
+              <w:top w:type="dxa" w:w="80"/>
+              <w:left w:type="dxa" w:w="100"/>
+              <w:bottom w:type="dxa" w:w="80"/>
+              <w:right w:type="dxa" w:w="100"/>
+            </w:tcMar>
+          </w:tcPr>
+          <w:p>
+            <w:pPr>
+              <w:jc w:val="left"/>
+            </w:pPr>
+            <w:r>
+              <w:rPr>
+                <w:b/>
+                <w:bCs/>
+                <w:color w:val="FFFFFF"/>
+                <w:sz w:val="20"/>
+                <w:szCs w:val="20"/>
+              </w:rPr>
+              <w:t xml:space="preserve">용도</w:t>
+            </w:r>
+          </w:p>
+        </w:tc>
+      </w:tr>
+      <w:tr>
+        <w:tc>
+          <w:tcPr>
+            <w:tcW w:type="dxa" w:w="1900"/>
+            <w:tcMar>
+              <w:top w:type="dxa" w:w="80"/>
+              <w:left w:type="dxa" w:w="100"/>
+              <w:bottom w:type="dxa" w:w="80"/>
+              <w:right w:type="dxa" w:w="100"/>
+            </w:tcMar>
+          </w:tcPr>
+          <w:p>
+            <w:pPr>
+              <w:jc w:val="left"/>
+            </w:pPr>
+            <w:r>
+              <w:rPr>
+                <w:b w:val="false"/>
+                <w:bCs w:val="false"/>
+                <w:sz w:val="20"/>
+                <w:szCs w:val="20"/>
+              </w:rPr>
+              <w:t xml:space="preserve">users</w:t>
+            </w:r>
+          </w:p>
+        </w:tc>
+        <w:tc>
+          <w:tcPr>
+            <w:tcW w:type="dxa" w:w="3400"/>
+            <w:tcMar>
+              <w:top w:type="dxa" w:w="80"/>
+              <w:left w:type="dxa" w:w="100"/>
+              <w:bottom w:type="dxa" w:w="80"/>
+              <w:right w:type="dxa" w:w="100"/>
+            </w:tcMar>
+          </w:tcPr>
+          <w:p>
+            <w:pPr>
+              <w:jc w:val="left"/>
+            </w:pPr>
+            <w:r>
+              <w:rPr>
+                <w:b w:val="false"/>
+                <w:bCs w:val="false"/>
+                <w:sz w:val="20"/>
+                <w:szCs w:val="20"/>
+              </w:rPr>
+              <w:t xml:space="preserve">개인 2건, 기업 1건, 기관 1건 — 유형별 더미 계정</w:t>
+            </w:r>
+          </w:p>
+        </w:tc>
+        <w:tc>
+          <w:tcPr>
+            <w:tcW w:type="dxa" w:w="1400"/>
+            <w:tcMar>
+              <w:top w:type="dxa" w:w="80"/>
+              <w:left w:type="dxa" w:w="100"/>
+              <w:bottom w:type="dxa" w:w="80"/>
+              <w:right w:type="dxa" w:w="100"/>
+            </w:tcMar>
+          </w:tcPr>
+          <w:p>
+            <w:pPr>
+              <w:jc w:val="left"/>
+            </w:pPr>
+            <w:r>
+              <w:rPr>
+                <w:b w:val="false"/>
+                <w:bCs w:val="false"/>
+                <w:sz w:val="20"/>
+                <w:szCs w:val="20"/>
+              </w:rPr>
+              <w:t xml:space="preserve">4건</w:t>
+            </w:r>
+          </w:p>
+        </w:tc>
+        <w:tc>
+          <w:tcPr>
+            <w:tcW w:type="dxa" w:w="2340"/>
+            <w:tcMar>
+              <w:top w:type="dxa" w:w="80"/>
+              <w:left w:type="dxa" w:w="100"/>
+              <w:bottom w:type="dxa" w:w="80"/>
+              <w:right w:type="dxa" w:w="100"/>
+            </w:tcMar>
+          </w:tcPr>
+          <w:p>
+            <w:pPr>
+              <w:jc w:val="left"/>
+            </w:pPr>
+            <w:r>
+              <w:rPr>
+                <w:b w:val="false"/>
+                <w:bCs w:val="false"/>
+                <w:sz w:val="20"/>
+                <w:szCs w:val="20"/>
+              </w:rPr>
+              <w:t xml:space="preserve">로그인 시나리오 시험, UC-01</w:t>
+            </w:r>
+          </w:p>
+        </w:tc>
+      </w:tr>
+      <w:tr>
+        <w:tc>
+          <w:tcPr>
+            <w:tcW w:type="dxa" w:w="1900"/>
+            <w:shd w:fill="F4F6FA" w:val="clear"/>
+            <w:tcMar>
+              <w:top w:type="dxa" w:w="80"/>
+              <w:left w:type="dxa" w:w="100"/>
+              <w:bottom w:type="dxa" w:w="80"/>
+              <w:right w:type="dxa" w:w="100"/>
+            </w:tcMar>
+          </w:tcPr>
+          <w:p>
+            <w:pPr>
+              <w:jc w:val="left"/>
+            </w:pPr>
+            <w:r>
+              <w:rPr>
+                <w:b w:val="false"/>
+                <w:bCs w:val="false"/>
+                <w:sz w:val="20"/>
+                <w:szCs w:val="20"/>
+              </w:rPr>
+              <w:t xml:space="preserve">personal_info</w:t>
+            </w:r>
+          </w:p>
+        </w:tc>
+        <w:tc>
+          <w:tcPr>
+            <w:tcW w:type="dxa" w:w="3400"/>
+            <w:shd w:fill="F4F6FA" w:val="clear"/>
+            <w:tcMar>
+              <w:top w:type="dxa" w:w="80"/>
+              <w:left w:type="dxa" w:w="100"/>
+              <w:bottom w:type="dxa" w:w="80"/>
+              <w:right w:type="dxa" w:w="100"/>
+            </w:tcMar>
+          </w:tcPr>
+          <w:p>
+            <w:pPr>
+              <w:jc w:val="left"/>
+            </w:pPr>
+            <w:r>
+              <w:rPr>
+                <w:b w:val="false"/>
+                <w:bCs w:val="false"/>
+                <w:sz w:val="20"/>
+                <w:szCs w:val="20"/>
+              </w:rPr>
+              <w:t xml:space="preserve">가명 처리 1건, 익명 처리 1건 더미 레코드</w:t>
+            </w:r>
+          </w:p>
+        </w:tc>
+        <w:tc>
+          <w:tcPr>
+            <w:tcW w:type="dxa" w:w="1400"/>
+            <w:shd w:fill="F4F6FA" w:val="clear"/>
+            <w:tcMar>
+              <w:top w:type="dxa" w:w="80"/>
+              <w:left w:type="dxa" w:w="100"/>
+              <w:bottom w:type="dxa" w:w="80"/>
+              <w:right w:type="dxa" w:w="100"/>
+            </w:tcMar>
+          </w:tcPr>
+          <w:p>
+            <w:pPr>
+              <w:jc w:val="left"/>
+            </w:pPr>
+            <w:r>
+              <w:rPr>
+                <w:b w:val="false"/>
+                <w:bCs w:val="false"/>
+                <w:sz w:val="20"/>
+                <w:szCs w:val="20"/>
+              </w:rPr>
+              <w:t xml:space="preserve">2건</w:t>
+            </w:r>
+          </w:p>
+        </w:tc>
+        <w:tc>
+          <w:tcPr>
+            <w:tcW w:type="dxa" w:w="2340"/>
+            <w:shd w:fill="F4F6FA" w:val="clear"/>
+            <w:tcMar>
+              <w:top w:type="dxa" w:w="80"/>
+              <w:left w:type="dxa" w:w="100"/>
+              <w:bottom w:type="dxa" w:w="80"/>
+              <w:right w:type="dxa" w:w="100"/>
+            </w:tcMar>
+          </w:tcPr>
+          <w:p>
+            <w:pPr>
+              <w:jc w:val="left"/>
+            </w:pPr>
+            <w:r>
+              <w:rPr>
+                <w:b w:val="false"/>
+                <w:bCs w:val="false"/>
+                <w:sz w:val="20"/>
+                <w:szCs w:val="20"/>
+              </w:rPr>
+              <w:t xml:space="preserve">가명·익명 처리 화면 시연, UC-02</w:t>
+            </w:r>
+          </w:p>
+        </w:tc>
+      </w:tr>
+      <w:tr>
+        <w:tc>
+          <w:tcPr>
+            <w:tcW w:type="dxa" w:w="1900"/>
+            <w:tcMar>
+              <w:top w:type="dxa" w:w="80"/>
+              <w:left w:type="dxa" w:w="100"/>
+              <w:bottom w:type="dxa" w:w="80"/>
+              <w:right w:type="dxa" w:w="100"/>
+            </w:tcMar>
+          </w:tcPr>
+          <w:p>
+            <w:pPr>
+              <w:jc w:val="left"/>
+            </w:pPr>
+            <w:r>
+              <w:rPr>
+                <w:b w:val="false"/>
+                <w:bCs w:val="false"/>
+                <w:sz w:val="20"/>
+                <w:szCs w:val="20"/>
+              </w:rPr>
+              <w:t xml:space="preserve">cavp_applications</w:t>
+            </w:r>
+          </w:p>
+        </w:tc>
+        <w:tc>
+          <w:tcPr>
+            <w:tcW w:type="dxa" w:w="3400"/>
+            <w:tcMar>
+              <w:top w:type="dxa" w:w="80"/>
+              <w:left w:type="dxa" w:w="100"/>
+              <w:bottom w:type="dxa" w:w="80"/>
+              <w:right w:type="dxa" w:w="100"/>
+            </w:tcMar>
+          </w:tcPr>
+          <w:p>
+            <w:pPr>
+              <w:jc w:val="left"/>
+            </w:pPr>
+            <w:r>
+              <w:rPr>
+                <w:b w:val="false"/>
+                <w:bCs w:val="false"/>
+                <w:sz w:val="20"/>
+                <w:szCs w:val="20"/>
+              </w:rPr>
+              <w:t xml:space="preserve">상태값(submitted/reviewing/approved/rejected) 각 1건 이상</w:t>
+            </w:r>
+          </w:p>
+        </w:tc>
+        <w:tc>
+          <w:tcPr>
+            <w:tcW w:type="dxa" w:w="1400"/>
+            <w:tcMar>
+              <w:top w:type="dxa" w:w="80"/>
+              <w:left w:type="dxa" w:w="100"/>
+              <w:bottom w:type="dxa" w:w="80"/>
+              <w:right w:type="dxa" w:w="100"/>
+            </w:tcMar>
+          </w:tcPr>
+          <w:p>
+            <w:pPr>
+              <w:jc w:val="left"/>
+            </w:pPr>
+            <w:r>
+              <w:rPr>
+                <w:b w:val="false"/>
+                <w:bCs w:val="false"/>
+                <w:sz w:val="20"/>
+                <w:szCs w:val="20"/>
+              </w:rPr>
+              <w:t xml:space="preserve">4~6건</w:t>
+            </w:r>
+          </w:p>
+        </w:tc>
+        <w:tc>
+          <w:tcPr>
+            <w:tcW w:type="dxa" w:w="2340"/>
+            <w:tcMar>
+              <w:top w:type="dxa" w:w="80"/>
+              <w:left w:type="dxa" w:w="100"/>
+              <w:bottom w:type="dxa" w:w="80"/>
+              <w:right w:type="dxa" w:w="100"/>
+            </w:tcMar>
+          </w:tcPr>
+          <w:p>
+            <w:pPr>
+              <w:jc w:val="left"/>
+            </w:pPr>
+            <w:r>
+              <w:rPr>
+                <w:b w:val="false"/>
+                <w:bCs w:val="false"/>
+                <w:sz w:val="20"/>
+                <w:szCs w:val="20"/>
+              </w:rPr>
+              <w:t xml:space="preserve">상태별 조회 화면 시험, UC-03/04</w:t>
+            </w:r>
+          </w:p>
+        </w:tc>
+      </w:tr>
+      <w:tr>
+        <w:tc>
+          <w:tcPr>
+            <w:tcW w:type="dxa" w:w="1900"/>
+            <w:shd w:fill="F4F6FA" w:val="clear"/>
+            <w:tcMar>
+              <w:top w:type="dxa" w:w="80"/>
+              <w:left w:type="dxa" w:w="100"/>
+              <w:bottom w:type="dxa" w:w="80"/>
+              <w:right w:type="dxa" w:w="100"/>
+            </w:tcMar>
+          </w:tcPr>
+          <w:p>
+            <w:pPr>
+              <w:jc w:val="left"/>
+            </w:pPr>
+            <w:r>
+              <w:rPr>
+                <w:b w:val="false"/>
+                <w:bCs w:val="false"/>
+                <w:sz w:val="20"/>
+                <w:szCs w:val="20"/>
+              </w:rPr>
+              <w:t xml:space="preserve">certificates</w:t>
+            </w:r>
+          </w:p>
+        </w:tc>
+        <w:tc>
+          <w:tcPr>
+            <w:tcW w:type="dxa" w:w="3400"/>
+            <w:shd w:fill="F4F6FA" w:val="clear"/>
+            <w:tcMar>
+              <w:top w:type="dxa" w:w="80"/>
+              <w:left w:type="dxa" w:w="100"/>
+              <w:bottom w:type="dxa" w:w="80"/>
+              <w:right w:type="dxa" w:w="100"/>
+            </w:tcMar>
+          </w:tcPr>
+          <w:p>
+            <w:pPr>
+              <w:jc w:val="left"/>
+            </w:pPr>
+            <w:r>
+              <w:rPr>
+                <w:b w:val="false"/>
+                <w:bCs w:val="false"/>
+                <w:sz w:val="20"/>
+                <w:szCs w:val="20"/>
+              </w:rPr>
+              <w:t xml:space="preserve">정상/위변조 의심 각 1건 이상, CAVP·KCMVP 각 1건 이상</w:t>
+            </w:r>
+          </w:p>
+        </w:tc>
+        <w:tc>
+          <w:tcPr>
+            <w:tcW w:type="dxa" w:w="1400"/>
+            <w:shd w:fill="F4F6FA" w:val="clear"/>
+            <w:tcMar>
+              <w:top w:type="dxa" w:w="80"/>
+              <w:left w:type="dxa" w:w="100"/>
+              <w:bottom w:type="dxa" w:w="80"/>
+              <w:right w:type="dxa" w:w="100"/>
+            </w:tcMar>
+          </w:tcPr>
+          <w:p>
+            <w:pPr>
+              <w:jc w:val="left"/>
+            </w:pPr>
+            <w:r>
+              <w:rPr>
+                <w:b w:val="false"/>
+                <w:bCs w:val="false"/>
+                <w:sz w:val="20"/>
+                <w:szCs w:val="20"/>
+              </w:rPr>
+              <w:t xml:space="preserve">3~4건</w:t>
+            </w:r>
+          </w:p>
+        </w:tc>
+        <w:tc>
+          <w:tcPr>
+            <w:tcW w:type="dxa" w:w="2340"/>
+            <w:shd w:fill="F4F6FA" w:val="clear"/>
+            <w:tcMar>
+              <w:top w:type="dxa" w:w="80"/>
+              <w:left w:type="dxa" w:w="100"/>
+              <w:bottom w:type="dxa" w:w="80"/>
+              <w:right w:type="dxa" w:w="100"/>
+            </w:tcMar>
+          </w:tcPr>
+          <w:p>
+            <w:pPr>
+              <w:jc w:val="left"/>
+            </w:pPr>
+            <w:r>
+              <w:rPr>
+                <w:b w:val="false"/>
+                <w:bCs w:val="false"/>
+                <w:sz w:val="20"/>
+                <w:szCs w:val="20"/>
+              </w:rPr>
+              <w:t xml:space="preserve">이력 조회·위변조 탐지 시연, UC-05/06</w:t>
+            </w:r>
+          </w:p>
+        </w:tc>
+      </w:tr>
+    </w:tbl>
+    <w:p>
+      <w:pPr>
+        <w:spacing w:after="100" w:before="200"/>
+      </w:pPr>
+      <w:r>
+        <w:rPr>
+          <w:b/>
+          <w:bCs/>
+          <w:color w:val="1E2761"/>
+          <w:sz w:val="22"/>
+          <w:szCs w:val="22"/>
+        </w:rPr>
+        <w:t xml:space="preserve">5.3.2 시드 스크립트 설계</w:t>
+      </w:r>
+    </w:p>
+    <w:p>
+      <w:pPr>
+        <w:pStyle w:val="ListParagraph"/>
+        <w:numPr>
+          <w:ilvl w:val="0"/>
+          <w:numId w:val="2"/>
+        </w:numPr>
+        <w:spacing w:after="60"/>
+      </w:pPr>
+      <w:r>
+        <w:rPr>
+          <w:sz w:val="21"/>
+          <w:szCs w:val="21"/>
+        </w:rPr>
+        <w:t xml:space="preserve">스크립트 위치: seed/seed_data.py — Flask CLI 커맨드(flask seed)로 실행</w:t>
+      </w:r>
+    </w:p>
+    <w:p>
+      <w:pPr>
+        <w:pStyle w:val="ListParagraph"/>
+        <w:numPr>
+          <w:ilvl w:val="0"/>
+          <w:numId w:val="2"/>
+        </w:numPr>
+        <w:spacing w:after="60"/>
+      </w:pPr>
+      <w:r>
+        <w:rPr>
+          <w:sz w:val="21"/>
+          <w:szCs w:val="21"/>
+        </w:rPr>
+        <w:t xml:space="preserve">실행 순서: ① 기존 테이블 초기화(drop/create) → ② users 삽입 → ③ personal_info 삽입(user_id 참조) → ④ cavp_applications 삽입(user_id 참조) → ⑤ certificates 삽입(application_id 참조)</w:t>
+      </w:r>
+    </w:p>
+    <w:p>
+      <w:pPr>
+        <w:pStyle w:val="ListParagraph"/>
+        <w:numPr>
+          <w:ilvl w:val="0"/>
+          <w:numId w:val="2"/>
+        </w:numPr>
+        <w:spacing w:after="60"/>
+      </w:pPr>
+      <w:r>
+        <w:rPr>
+          <w:sz w:val="21"/>
+          <w:szCs w:val="21"/>
+        </w:rPr>
+        <w:t xml:space="preserve">멱등성: 스크립트 재실행 시 기존 더미 데이터를 삭제 후 동일한 데이터셋을 재생성하여, 시험 자동화 실행 전 항상 동일한 초기 상태를 보장한다(6장 시스템/통합 시험의 사전조건으로 사용)</w:t>
+      </w:r>
+    </w:p>
+    <w:p>
+      <w:pPr>
+        <w:pStyle w:val="ListParagraph"/>
+        <w:numPr>
+          <w:ilvl w:val="0"/>
+          <w:numId w:val="2"/>
+        </w:numPr>
+        <w:spacing w:after="60"/>
+      </w:pPr>
+      <w:r>
+        <w:rPr>
+          <w:sz w:val="21"/>
+          <w:szCs w:val="21"/>
+        </w:rPr>
+        <w:t xml:space="preserve">비밀번호 등 민감값은 개발용 고정 해시로 생성하며, 실 서비스 배포 시에는 반드시 재발급하도록 README에 명시한다</w:t>
+      </w:r>
+    </w:p>
+    <w:p>
+      <w:r>
+        <w:br w:type="page"/>
+      </w:r>
+    </w:p>
+    <w:p>
+      <w:pPr>
         <w:pStyle w:val="Heading1"/>
         <w:spacing w:after="200" w:before="360"/>
       </w:pPr>
       <w:r>
-        <w:t xml:space="preserve">5. API 설계</w:t>
+        <w:t xml:space="preserve">6. API 설계</w:t>
       </w:r>
     </w:p>
     <w:tbl>
@@ -5473,12 +8129,17 @@
       </w:tr>
     </w:tbl>
     <w:p>
+      <w:r>
+        <w:br w:type="page"/>
+      </w:r>
+    </w:p>
+    <w:p>
       <w:pPr>
         <w:pStyle w:val="Heading1"/>
         <w:spacing w:after="200" w:before="360"/>
       </w:pPr>
       <w:r>
-        <w:t xml:space="preserve">6. 요구사항-설계 매핑</w:t>
+        <w:t xml:space="preserve">7. 요구사항-설계 매핑</w:t>
       </w:r>
     </w:p>
     <w:tbl>
@@ -6243,7 +8904,7 @@
         <w:spacing w:after="200" w:before="360"/>
       </w:pPr>
       <w:r>
-        <w:t xml:space="preserve">7. 예외 및 보안 설계</w:t>
+        <w:t xml:space="preserve">8. 예외 및 보안 설계</w:t>
       </w:r>
     </w:p>
     <w:p>
@@ -6320,7 +8981,7 @@
         <w:spacing w:after="200" w:before="360"/>
       </w:pPr>
       <w:r>
-        <w:t xml:space="preserve">8. 승인 및 변경 이력</w:t>
+        <w:t xml:space="preserve">9. 승인 및 변경 이력</w:t>
       </w:r>
     </w:p>
     <w:tbl>
@@ -6552,6 +9213,112 @@
                 <w:szCs w:val="20"/>
               </w:rPr>
               <w:t xml:space="preserve">최초 작성 (설계 단계 산출물 - 시스템 설계서)</w:t>
+            </w:r>
+          </w:p>
+        </w:tc>
+      </w:tr>
+      <w:tr>
+        <w:tc>
+          <w:tcPr>
+            <w:tcW w:type="dxa" w:w="1400"/>
+            <w:shd w:fill="F4F6FA" w:val="clear"/>
+            <w:tcMar>
+              <w:top w:type="dxa" w:w="80"/>
+              <w:left w:type="dxa" w:w="100"/>
+              <w:bottom w:type="dxa" w:w="80"/>
+              <w:right w:type="dxa" w:w="100"/>
+            </w:tcMar>
+          </w:tcPr>
+          <w:p>
+            <w:pPr>
+              <w:jc w:val="left"/>
+            </w:pPr>
+            <w:r>
+              <w:rPr>
+                <w:b w:val="false"/>
+                <w:bCs w:val="false"/>
+                <w:sz w:val="20"/>
+                <w:szCs w:val="20"/>
+              </w:rPr>
+              <w:t xml:space="preserve">v1.1</w:t>
+            </w:r>
+          </w:p>
+        </w:tc>
+        <w:tc>
+          <w:tcPr>
+            <w:tcW w:type="dxa" w:w="1800"/>
+            <w:shd w:fill="F4F6FA" w:val="clear"/>
+            <w:tcMar>
+              <w:top w:type="dxa" w:w="80"/>
+              <w:left w:type="dxa" w:w="100"/>
+              <w:bottom w:type="dxa" w:w="80"/>
+              <w:right w:type="dxa" w:w="100"/>
+            </w:tcMar>
+          </w:tcPr>
+          <w:p>
+            <w:pPr>
+              <w:jc w:val="left"/>
+            </w:pPr>
+            <w:r>
+              <w:rPr>
+                <w:b w:val="false"/>
+                <w:bCs w:val="false"/>
+                <w:sz w:val="20"/>
+                <w:szCs w:val="20"/>
+              </w:rPr>
+              <w:t xml:space="preserve">2026-09-27</w:t>
+            </w:r>
+          </w:p>
+        </w:tc>
+        <w:tc>
+          <w:tcPr>
+            <w:tcW w:type="dxa" w:w="1800"/>
+            <w:shd w:fill="F4F6FA" w:val="clear"/>
+            <w:tcMar>
+              <w:top w:type="dxa" w:w="80"/>
+              <w:left w:type="dxa" w:w="100"/>
+              <w:bottom w:type="dxa" w:w="80"/>
+              <w:right w:type="dxa" w:w="100"/>
+            </w:tcMar>
+          </w:tcPr>
+          <w:p>
+            <w:pPr>
+              <w:jc w:val="left"/>
+            </w:pPr>
+            <w:r>
+              <w:rPr>
+                <w:b w:val="false"/>
+                <w:bCs w:val="false"/>
+                <w:sz w:val="20"/>
+                <w:szCs w:val="20"/>
+              </w:rPr>
+              <w:t xml:space="preserve">이상현</w:t>
+            </w:r>
+          </w:p>
+        </w:tc>
+        <w:tc>
+          <w:tcPr>
+            <w:tcW w:type="dxa" w:w="4020"/>
+            <w:shd w:fill="F4F6FA" w:val="clear"/>
+            <w:tcMar>
+              <w:top w:type="dxa" w:w="80"/>
+              <w:left w:type="dxa" w:w="100"/>
+              <w:bottom w:type="dxa" w:w="80"/>
+              <w:right w:type="dxa" w:w="100"/>
+            </w:tcMar>
+          </w:tcPr>
+          <w:p>
+            <w:pPr>
+              <w:jc w:val="left"/>
+            </w:pPr>
+            <w:r>
+              <w:rPr>
+                <w:b w:val="false"/>
+                <w:bCs w:val="false"/>
+                <w:sz w:val="20"/>
+                <w:szCs w:val="20"/>
+              </w:rPr>
+              <w:t xml:space="preserve">3장(클래스 설계·컴포넌트 설계), 5.3절(데이터 전환 및 초기데이터 설계) 신규 추가 — 산출물 목록 D1/D3/D12 보강</w:t>
             </w:r>
           </w:p>
         </w:tc>
